--- a/downloads/卷12 思维篇：规划与复杂推理.docx
+++ b/downloads/卷12 思维篇：规划与复杂推理.docx
@@ -1078,7 +1078,7 @@
               <w:fldChar w:fldCharType="separate"/>
             </w:r>
             <w:r>
-              <w:t>14</w:t>
+              <w:t>15</w:t>
             </w:r>
             <w:r>
               <w:fldChar w:fldCharType="end"/>
@@ -1150,7 +1150,7 @@
               <w:fldChar w:fldCharType="separate"/>
             </w:r>
             <w:r>
-              <w:t>15</w:t>
+              <w:t>16</w:t>
             </w:r>
             <w:r>
               <w:fldChar w:fldCharType="end"/>
@@ -1186,7 +1186,7 @@
               <w:fldChar w:fldCharType="separate"/>
             </w:r>
             <w:r>
-              <w:t>18</w:t>
+              <w:t>19</w:t>
             </w:r>
             <w:r>
               <w:fldChar w:fldCharType="end"/>
@@ -1293,7 +1293,7 @@
               <w:fldChar w:fldCharType="separate"/>
             </w:r>
             <w:r>
-              <w:t>19</w:t>
+              <w:t>20</w:t>
             </w:r>
             <w:r>
               <w:fldChar w:fldCharType="end"/>
@@ -1329,7 +1329,7 @@
               <w:fldChar w:fldCharType="separate"/>
             </w:r>
             <w:r>
-              <w:t>19</w:t>
+              <w:t>20</w:t>
             </w:r>
             <w:r>
               <w:fldChar w:fldCharType="end"/>
@@ -1365,7 +1365,7 @@
               <w:fldChar w:fldCharType="separate"/>
             </w:r>
             <w:r>
-              <w:t>20</w:t>
+              <w:t>21</w:t>
             </w:r>
             <w:r>
               <w:fldChar w:fldCharType="end"/>
@@ -1401,7 +1401,7 @@
               <w:fldChar w:fldCharType="separate"/>
             </w:r>
             <w:r>
-              <w:t>20</w:t>
+              <w:t>21</w:t>
             </w:r>
             <w:r>
               <w:fldChar w:fldCharType="end"/>
@@ -1437,7 +1437,7 @@
               <w:fldChar w:fldCharType="separate"/>
             </w:r>
             <w:r>
-              <w:t>21</w:t>
+              <w:t>22</w:t>
             </w:r>
             <w:r>
               <w:fldChar w:fldCharType="end"/>
@@ -1507,7 +1507,7 @@
               <w:fldChar w:fldCharType="separate"/>
             </w:r>
             <w:r>
-              <w:t>22</w:t>
+              <w:t>23</w:t>
             </w:r>
             <w:r>
               <w:fldChar w:fldCharType="end"/>
@@ -5415,80 +5415,7 @@
           <w:sz w:val="24"/>
           <w:szCs w:val="24"/>
         </w:rPr>
-        <w:t xml:space="preserve">LATS 的成绩单与账单要一起看。成绩单：在代码基准 HumanEval 上结合 GPT-4 达到百分之九十二点七的通过率，在网页任务环境 WebShop 上结合 GPT-3.5 取得七十五点九的平均分，显著优于 ReAct、Reflexion 与思维树——因为它同时具备了系统性搜索、环境实时反馈与反思修正三样能力。账单：每步搜索需要多轮模型调用，总调用量通常是 ReAct 的五到二十倍，延迟与费用同步飙升；实现复杂度也最高，要正确管理树状态、回传逻辑与并发。因此落地路径建议循序渐进：先用 ReAct 验证任务可行性，复杂度上来后引入思维树或 Reflexion，确实需要系统性探索且预算充足时再上 LATS。还有一个值得记住的对比：LATS 与 RLHF 同属“让模型变好”的技术，但方向完全不同——RLHF 在训练阶段改变模型权重，提升能力上限；LATS 在推理阶段组织搜索，把现有能力用得更聪明。一个管出厂，一个管驾驶，互补而不替代。</w:t>
-      </w:r>
-    </w:p>
-    <w:p>
-      <w:pPr>
-        <w:pStyle w:val="Heading1"/>
-        <w:keepNext/>
-        <w:pageBreakBefore/>
-        <w:spacing w:after="200" w:before="360" w:line="400" w:lineRule="atLeast"/>
-      </w:pPr>
-      <w:bookmarkStart w:id="100016" w:name="_Toc100016"/>
-      <w:r>
-        <w:rPr>
-          <w:rFonts w:ascii="Calibri" w:eastAsia="SimHei"/>
-          <w:b/>
-          <w:bCs/>
-          <w:color w:val="16324A"/>
-          <w:sz w:val="32"/>
-          <w:szCs w:val="32"/>
-        </w:rPr>
-        <w:t xml:space="preserve">第四章 反思与自我修正：从失败中学习</w:t>
-      </w:r>
-      <w:bookmarkEnd w:id="100016"/>
-    </w:p>
-    <w:p>
-      <w:pPr>
-        <w:pStyle w:val="Heading2"/>
-        <w:keepNext/>
-        <w:spacing w:after="140" w:before="280" w:line="360" w:lineRule="atLeast"/>
-      </w:pPr>
-      <w:bookmarkStart w:id="100017" w:name="_Toc100017"/>
-      <w:r>
-        <w:rPr>
-          <w:rFonts w:ascii="Calibri" w:eastAsia="SimHei"/>
-          <w:b/>
-          <w:bCs/>
-          <w:color w:val="1B4A5C"/>
-          <w:sz w:val="28"/>
-          <w:szCs w:val="28"/>
-        </w:rPr>
-        <w:t xml:space="preserve">4.1 Reflexion：把失败变成教材</w:t>
-      </w:r>
-      <w:bookmarkEnd w:id="100017"/>
-    </w:p>
-    <w:p>
-      <w:pPr>
-        <w:spacing w:line="312"/>
-        <w:ind w:firstLine="480"/>
-        <w:jc w:val="both"/>
-      </w:pPr>
-      <w:r>
-        <w:rPr>
-          <w:rFonts w:ascii="Calibri" w:eastAsia="Microsoft YaHei"/>
-          <w:color w:val="1A2B33"/>
-          <w:sz w:val="24"/>
-          <w:szCs w:val="24"/>
-        </w:rPr>
-        <w:t xml:space="preserve">让 Agent 从失败中学习，最直白的思路是强化学习：跑很多次，按奖励信号更新模型权重。但这在工程上代价高昂——需要海量训练样本，有灾难性遗忘的风险，更新后的权重还变得不可解释。2023 年提出的 Reflexion 走了一条完全不同的路：模型权重一个都不动，改用自然语言做“梯度”。具体而言，Agent 失败后，由模型把自己的失败经历写成一段语言化的教训（“我上次忽略了空列表的边界情况”），存入情景记忆；下一次尝试时，这段教训被注入提示词，模型带着经验重新出发。它的名字正是 Reflection（反思）与 Reinforcement Learning（强化学习）的合体，论文副标题就叫“语言强化学习”——用文本反馈替代标量奖励，用记忆更新替代权重更新。</w:t>
-      </w:r>
-    </w:p>
-    <w:p>
-      <w:pPr>
-        <w:spacing w:line="312"/>
-        <w:ind w:firstLine="480"/>
-        <w:jc w:val="both"/>
-      </w:pPr>
-      <w:r>
-        <w:rPr>
-          <w:rFonts w:ascii="Calibri" w:eastAsia="Microsoft YaHei"/>
-          <w:color w:val="1A2B33"/>
-          <w:sz w:val="24"/>
-          <w:szCs w:val="24"/>
-        </w:rPr>
-        <w:t xml:space="preserve">整套机制由三个角色协同完成。执行者（Actor）负责干活，生成动作或文本，可以是一个 ReAct 智能体，也可以是直接的代码生成器。评估者（Evaluator）负责裁判，对执行结果给出客观判定——成功或失败，或一个分数。评估者最好是确定性的外部环境：代码编译器、单元测试、规则引擎，这些信号不掺主观水分。反思者（Self-Reflector）负责复盘，在收到失败判定后，分析轨迹找出根因，生成具体的、可执行的改进建议，追加进经验记忆。图4-1 画出了这个闭环：执行、评估、失败则反思、教训入记忆、带着记忆再战，成功则交付输出。</w:t>
+        <w:t xml:space="preserve">图3-2 把这个下馆子的比方画成了图。左边是让人犹豫的两家店，右边是 UCB 的打分公式：平均分（利用）加好奇心加成（探索）。把这个画面记住，MCTS 的选择阶段就不再是抽象公式——每次挑分支，都是在问「这家店值不值得再试一次」。</w:t>
       </w:r>
     </w:p>
     <w:p>
@@ -5500,7 +5427,7 @@
       <w:r>
         <w:drawing>
           <wp:inline distT="0" distB="0" distL="0" distR="0">
-            <wp:extent cx="5391150" cy="3238500"/>
+            <wp:extent cx="5486400" cy="3295650"/>
             <wp:effectExtent t="0" r="0" b="0" l="0"/>
             <wp:docPr id="1" name="" descr="" title=""/>
             <wp:cNvGraphicFramePr>
@@ -5525,6 +5452,160 @@
                   <pic:spPr bwMode="auto">
                     <a:xfrm>
                       <a:off x="0" y="0"/>
+                      <a:ext cx="5486400" cy="3295650"/>
+                    </a:xfrm>
+                    <a:prstGeom prst="rect">
+                      <a:avLst/>
+                    </a:prstGeom>
+                  </pic:spPr>
+                </pic:pic>
+              </a:graphicData>
+            </a:graphic>
+          </wp:inline>
+        </w:drawing>
+      </w:r>
+    </w:p>
+    <w:p>
+      <w:pPr>
+        <w:keepNext w:val="false"/>
+        <w:spacing w:after="200" w:before="60" w:line="312"/>
+        <w:jc w:val="center"/>
+      </w:pPr>
+      <w:r>
+        <w:rPr>
+          <w:rFonts w:ascii="Calibri" w:eastAsia="Microsoft YaHei"/>
+          <w:b/>
+          <w:bCs/>
+          <w:color w:val="5A6B76"/>
+          <w:sz w:val="21"/>
+          <w:szCs w:val="21"/>
+        </w:rPr>
+        <w:t xml:space="preserve">图3-2 UCB 的下馆子比喻：平均分（利用）+ 好奇心加成（探索），没试过的分支加分最大</w:t>
+      </w:r>
+    </w:p>
+    <w:p>
+      <w:pPr>
+        <w:spacing w:line="312"/>
+        <w:ind w:firstLine="480"/>
+        <w:jc w:val="both"/>
+      </w:pPr>
+      <w:r>
+        <w:rPr>
+          <w:rFonts w:ascii="Calibri" w:eastAsia="Microsoft YaHei"/>
+          <w:color w:val="1A2B33"/>
+          <w:sz w:val="24"/>
+          <w:szCs w:val="24"/>
+        </w:rPr>
+        <w:t xml:space="preserve">LATS 的成绩单与账单要一起看。成绩单：在代码基准 HumanEval 上结合 GPT-4 达到百分之九十二点七的通过率，在网页任务环境 WebShop 上结合 GPT-3.5 取得七十五点九的平均分，显著优于 ReAct、Reflexion 与思维树——因为它同时具备了系统性搜索、环境实时反馈与反思修正三样能力。账单：每步搜索需要多轮模型调用，总调用量通常是 ReAct 的五到二十倍，延迟与费用同步飙升；实现复杂度也最高，要正确管理树状态、回传逻辑与并发。因此落地路径建议循序渐进：先用 ReAct 验证任务可行性，复杂度上来后引入思维树或 Reflexion，确实需要系统性探索且预算充足时再上 LATS。还有一个值得记住的对比：LATS 与 RLHF 同属“让模型变好”的技术，但方向完全不同——RLHF 在训练阶段改变模型权重，提升能力上限；LATS 在推理阶段组织搜索，把现有能力用得更聪明。一个管出厂，一个管驾驶，互补而不替代。</w:t>
+      </w:r>
+    </w:p>
+    <w:p>
+      <w:pPr>
+        <w:pStyle w:val="Heading1"/>
+        <w:keepNext/>
+        <w:pageBreakBefore/>
+        <w:spacing w:after="200" w:before="360" w:line="400" w:lineRule="atLeast"/>
+      </w:pPr>
+      <w:bookmarkStart w:id="100016" w:name="_Toc100016"/>
+      <w:r>
+        <w:rPr>
+          <w:rFonts w:ascii="Calibri" w:eastAsia="SimHei"/>
+          <w:b/>
+          <w:bCs/>
+          <w:color w:val="16324A"/>
+          <w:sz w:val="32"/>
+          <w:szCs w:val="32"/>
+        </w:rPr>
+        <w:t xml:space="preserve">第四章 反思与自我修正：从失败中学习</w:t>
+      </w:r>
+      <w:bookmarkEnd w:id="100016"/>
+    </w:p>
+    <w:p>
+      <w:pPr>
+        <w:pStyle w:val="Heading2"/>
+        <w:keepNext/>
+        <w:spacing w:after="140" w:before="280" w:line="360" w:lineRule="atLeast"/>
+      </w:pPr>
+      <w:bookmarkStart w:id="100017" w:name="_Toc100017"/>
+      <w:r>
+        <w:rPr>
+          <w:rFonts w:ascii="Calibri" w:eastAsia="SimHei"/>
+          <w:b/>
+          <w:bCs/>
+          <w:color w:val="1B4A5C"/>
+          <w:sz w:val="28"/>
+          <w:szCs w:val="28"/>
+        </w:rPr>
+        <w:t xml:space="preserve">4.1 Reflexion：把失败变成教材</w:t>
+      </w:r>
+      <w:bookmarkEnd w:id="100017"/>
+    </w:p>
+    <w:p>
+      <w:pPr>
+        <w:spacing w:line="312"/>
+        <w:ind w:firstLine="480"/>
+        <w:jc w:val="both"/>
+      </w:pPr>
+      <w:r>
+        <w:rPr>
+          <w:rFonts w:ascii="Calibri" w:eastAsia="Microsoft YaHei"/>
+          <w:color w:val="1A2B33"/>
+          <w:sz w:val="24"/>
+          <w:szCs w:val="24"/>
+        </w:rPr>
+        <w:t xml:space="preserve">让 Agent 从失败中学习，最直白的思路是强化学习：跑很多次，按奖励信号更新模型权重。但这在工程上代价高昂——需要海量训练样本，有灾难性遗忘的风险，更新后的权重还变得不可解释。2023 年提出的 Reflexion 走了一条完全不同的路：模型权重一个都不动，改用自然语言做“梯度”。具体而言，Agent 失败后，由模型把自己的失败经历写成一段语言化的教训（“我上次忽略了空列表的边界情况”），存入情景记忆；下一次尝试时，这段教训被注入提示词，模型带着经验重新出发。它的名字正是 Reflection（反思）与 Reinforcement Learning（强化学习）的合体，论文副标题就叫“语言强化学习”——用文本反馈替代标量奖励，用记忆更新替代权重更新。</w:t>
+      </w:r>
+    </w:p>
+    <w:p>
+      <w:pPr>
+        <w:spacing w:line="312"/>
+        <w:ind w:firstLine="480"/>
+        <w:jc w:val="both"/>
+      </w:pPr>
+      <w:r>
+        <w:rPr>
+          <w:rFonts w:ascii="Calibri" w:eastAsia="Microsoft YaHei"/>
+          <w:color w:val="1A2B33"/>
+          <w:sz w:val="24"/>
+          <w:szCs w:val="24"/>
+        </w:rPr>
+        <w:t xml:space="preserve">整套机制由三个角色协同完成。执行者（Actor）负责干活，生成动作或文本，可以是一个 ReAct 智能体，也可以是直接的代码生成器。评估者（Evaluator）负责裁判，对执行结果给出客观判定——成功或失败，或一个分数。评估者最好是确定性的外部环境：代码编译器、单元测试、规则引擎，这些信号不掺主观水分。反思者（Self-Reflector）负责复盘，在收到失败判定后，分析轨迹找出根因，生成具体的、可执行的改进建议，追加进经验记忆。图4-1 画出了这个闭环：执行、评估、失败则反思、教训入记忆、带着记忆再战，成功则交付输出。</w:t>
+      </w:r>
+    </w:p>
+    <w:p>
+      <w:pPr>
+        <w:keepNext/>
+        <w:spacing w:after="40" w:before="160"/>
+        <w:jc w:val="center"/>
+      </w:pPr>
+      <w:r>
+        <w:drawing>
+          <wp:inline distT="0" distB="0" distL="0" distR="0">
+            <wp:extent cx="5391150" cy="3238500"/>
+            <wp:effectExtent t="0" r="0" b="0" l="0"/>
+            <wp:docPr id="1" name="" descr="" title=""/>
+            <wp:cNvGraphicFramePr>
+              <a:graphicFrameLocks xmlns:a="http://schemas.openxmlformats.org/drawingml/2006/main" noChangeAspect="1"/>
+            </wp:cNvGraphicFramePr>
+            <a:graphic xmlns:a="http://schemas.openxmlformats.org/drawingml/2006/main">
+              <a:graphicData uri="http://schemas.openxmlformats.org/drawingml/2006/picture">
+                <pic:pic xmlns:pic="http://schemas.openxmlformats.org/drawingml/2006/picture">
+                  <pic:nvPicPr>
+                    <pic:cNvPr id="0" name="" descr=""/>
+                    <pic:cNvPicPr>
+                      <a:picLocks noChangeAspect="1" noChangeArrowheads="1"/>
+                    </pic:cNvPicPr>
+                  </pic:nvPicPr>
+                  <pic:blipFill>
+                    <a:blip r:embed="rId16" cstate="none"/>
+                    <a:srcRect/>
+                    <a:stretch>
+                      <a:fillRect/>
+                    </a:stretch>
+                  </pic:blipFill>
+                  <pic:spPr bwMode="auto">
+                    <a:xfrm>
+                      <a:off x="0" y="0"/>
                       <a:ext cx="5391150" cy="3238500"/>
                     </a:xfrm>
                     <a:prstGeom prst="rect">
@@ -6227,6 +6308,87 @@
           <w:szCs w:val="24"/>
         </w:rPr>
         <w:t xml:space="preserve">复盘本卷全部技术，会发现一个共同的代价结构：质量是用“多调几次模型”换来的。ReAct 多走一步就多一次调用，思维树多分一支就多一批调用，Reflexion 多反思一轮就多一轮调用。演示环境里这点代价无所谓，生产环境里它直接挂钩账单、延迟与失控风险。因此生产级 Agent 的第一铁律是：任何循环必须有上限。上限体系分三层：步数上限（本次任务最多允许多少轮模型调用），预算上限（本次任务最多消耗多少 Token 或多少费用），时间上限（超过多少秒即放弃）。三道闸任何一个触发，循环立即终止——注意，是“终止”，不是“告警后继续跑”。</w:t>
+      </w:r>
+    </w:p>
+    <w:p>
+      <w:pPr>
+        <w:spacing w:line="312"/>
+        <w:ind w:firstLine="480"/>
+        <w:jc w:val="both"/>
+      </w:pPr>
+      <w:r>
+        <w:rPr>
+          <w:rFonts w:ascii="Calibri" w:eastAsia="Microsoft YaHei"/>
+          <w:color w:val="1A2B33"/>
+          <w:sz w:val="24"/>
+          <w:szCs w:val="24"/>
+        </w:rPr>
+        <w:t xml:space="preserve">图5-1 把循环失控画成了每个家庭都见过的场景：扫地机器人卡在椅子腿之间来回撞。Agent 也会这样——反复搜索同一个词、反复调同一个失败的工具。三道保险丝（步数上限、重复检测、上报人工）就是给它装的「自动断电」，让失败可控、可预算、可追责。</w:t>
+      </w:r>
+    </w:p>
+    <w:p>
+      <w:pPr>
+        <w:keepNext/>
+        <w:spacing w:after="40" w:before="160"/>
+        <w:jc w:val="center"/>
+      </w:pPr>
+      <w:r>
+        <w:drawing>
+          <wp:inline distT="0" distB="0" distL="0" distR="0">
+            <wp:extent cx="5486400" cy="3295650"/>
+            <wp:effectExtent t="0" r="0" b="0" l="0"/>
+            <wp:docPr id="1" name="" descr="" title=""/>
+            <wp:cNvGraphicFramePr>
+              <a:graphicFrameLocks xmlns:a="http://schemas.openxmlformats.org/drawingml/2006/main" noChangeAspect="1"/>
+            </wp:cNvGraphicFramePr>
+            <a:graphic xmlns:a="http://schemas.openxmlformats.org/drawingml/2006/main">
+              <a:graphicData uri="http://schemas.openxmlformats.org/drawingml/2006/picture">
+                <pic:pic xmlns:pic="http://schemas.openxmlformats.org/drawingml/2006/picture">
+                  <pic:nvPicPr>
+                    <pic:cNvPr id="0" name="" descr=""/>
+                    <pic:cNvPicPr>
+                      <a:picLocks noChangeAspect="1" noChangeArrowheads="1"/>
+                    </pic:cNvPicPr>
+                  </pic:nvPicPr>
+                  <pic:blipFill>
+                    <a:blip r:embed="rId17" cstate="none"/>
+                    <a:srcRect/>
+                    <a:stretch>
+                      <a:fillRect/>
+                    </a:stretch>
+                  </pic:blipFill>
+                  <pic:spPr bwMode="auto">
+                    <a:xfrm>
+                      <a:off x="0" y="0"/>
+                      <a:ext cx="5486400" cy="3295650"/>
+                    </a:xfrm>
+                    <a:prstGeom prst="rect">
+                      <a:avLst/>
+                    </a:prstGeom>
+                  </pic:spPr>
+                </pic:pic>
+              </a:graphicData>
+            </a:graphic>
+          </wp:inline>
+        </w:drawing>
+      </w:r>
+    </w:p>
+    <w:p>
+      <w:pPr>
+        <w:keepNext w:val="false"/>
+        <w:spacing w:after="200" w:before="60" w:line="312"/>
+        <w:jc w:val="center"/>
+      </w:pPr>
+      <w:r>
+        <w:rPr>
+          <w:rFonts w:ascii="Calibri" w:eastAsia="Microsoft YaHei"/>
+          <w:b/>
+          <w:bCs/>
+          <w:color w:val="5A6B76"/>
+          <w:sz w:val="21"/>
+          <w:szCs w:val="21"/>
+        </w:rPr>
+        <w:t xml:space="preserve">图5-1 循环失控的扫地机器人比喻：卡死循环与三道保险丝（上限/重复检测/上报人工）</w:t>
       </w:r>
     </w:p>
     <w:p>

--- a/downloads/卷12 思维篇：规划与复杂推理.docx
+++ b/downloads/卷12 思维篇：规划与复杂推理.docx
@@ -1492,7 +1492,7 @@
               <w:rPr>
                 <w:rStyle w:val="Hyperlink"/>
               </w:rPr>
-              <w:t>思考与练习</w:t>
+              <w:t>本卷实战实验室</w:t>
             </w:r>
             <w:r>
               <w:tab/>
@@ -1502,6 +1502,78 @@
             </w:r>
             <w:r>
               <w:instrText xml:space="preserve"> PAGEREF _Toc100028 \h </w:instrText>
+            </w:r>
+            <w:r>
+              <w:fldChar w:fldCharType="separate"/>
+            </w:r>
+            <w:r>
+              <w:t>23</w:t>
+            </w:r>
+            <w:r>
+              <w:fldChar w:fldCharType="end"/>
+            </w:r>
+          </w:hyperlink>
+        </w:p>
+        <w:p>
+          <w:pPr>
+            <w:pStyle w:val="11"/>
+            <w:ind w:left="360"/>
+            <w:tabs>
+              <w:tab w:val="right" w:leader="dot" w:pos="9026"/>
+            </w:tabs>
+            <w:spacing w:before="120" w:after="60"/>
+          </w:pPr>
+          <w:hyperlink w:anchor="_Toc100029" w:history="1">
+            <w:r>
+              <w:rPr>
+                <w:rStyle w:val="Hyperlink"/>
+              </w:rPr>
+              <w:t>实验 1：制造并观察一次死循环（30 分钟）</w:t>
+            </w:r>
+            <w:r>
+              <w:tab/>
+            </w:r>
+            <w:r>
+              <w:fldChar w:fldCharType="begin"/>
+            </w:r>
+            <w:r>
+              <w:instrText xml:space="preserve"> PAGEREF _Toc100029 \h </w:instrText>
+            </w:r>
+            <w:r>
+              <w:fldChar w:fldCharType="separate"/>
+            </w:r>
+            <w:r>
+              <w:t>23</w:t>
+            </w:r>
+            <w:r>
+              <w:fldChar w:fldCharType="end"/>
+            </w:r>
+          </w:hyperlink>
+        </w:p>
+        <w:p>
+          <w:pPr>
+            <w:pStyle w:val="11"/>
+            <w:ind w:left="360"/>
+            <w:tabs>
+              <w:tab w:val="right" w:leader="dot" w:pos="9026"/>
+            </w:tabs>
+            <w:spacing w:before="120" w:after="60"/>
+          </w:pPr>
+          <w:hyperlink w:anchor="_Toc100030" w:history="1">
+            <w:r>
+              <w:rPr>
+                <w:rStyle w:val="Hyperlink"/>
+              </w:rPr>
+              <w:t>实验 2：装上三道保险丝（30 分钟）</w:t>
+            </w:r>
+            <w:r>
+              <w:tab/>
+            </w:r>
+            <w:r>
+              <w:fldChar w:fldCharType="begin"/>
+            </w:r>
+            <w:r>
+              <w:instrText xml:space="preserve"> PAGEREF _Toc100030 \h </w:instrText>
             </w:r>
             <w:r>
               <w:fldChar w:fldCharType="separate"/>
@@ -1522,11 +1594,441 @@
             </w:tabs>
             <w:spacing w:before="120" w:after="60"/>
           </w:pPr>
-          <w:hyperlink w:anchor="_Toc100029" w:history="1">
+          <w:hyperlink w:anchor="_Toc100031" w:history="1">
             <w:r>
               <w:rPr>
                 <w:rStyle w:val="Hyperlink"/>
               </w:rPr>
+              <w:t>思考与练习</w:t>
+            </w:r>
+            <w:r>
+              <w:tab/>
+            </w:r>
+            <w:r>
+              <w:fldChar w:fldCharType="begin"/>
+            </w:r>
+            <w:r>
+              <w:instrText xml:space="preserve"> PAGEREF _Toc100031 \h </w:instrText>
+            </w:r>
+            <w:r>
+              <w:fldChar w:fldCharType="separate"/>
+            </w:r>
+            <w:r>
+              <w:t>25</w:t>
+            </w:r>
+            <w:r>
+              <w:fldChar w:fldCharType="end"/>
+            </w:r>
+          </w:hyperlink>
+        </w:p>
+        <w:p>
+          <w:pPr>
+            <w:pStyle w:val="9"/>
+            <w:tabs>
+              <w:tab w:val="right" w:leader="dot" w:pos="9026"/>
+            </w:tabs>
+            <w:spacing w:before="120" w:after="60"/>
+          </w:pPr>
+          <w:hyperlink w:anchor="_Toc100032" w:history="1">
+            <w:r>
+              <w:rPr>
+                <w:rStyle w:val="Hyperlink"/>
+              </w:rPr>
+              <w:t>面试题精选（附参考答案）</w:t>
+            </w:r>
+            <w:r>
+              <w:tab/>
+            </w:r>
+            <w:r>
+              <w:fldChar w:fldCharType="begin"/>
+            </w:r>
+            <w:r>
+              <w:instrText xml:space="preserve"> PAGEREF _Toc100032 \h </w:instrText>
+            </w:r>
+            <w:r>
+              <w:fldChar w:fldCharType="separate"/>
+            </w:r>
+            <w:r>
+              <w:t>25</w:t>
+            </w:r>
+            <w:r>
+              <w:fldChar w:fldCharType="end"/>
+            </w:r>
+          </w:hyperlink>
+        </w:p>
+        <w:p>
+          <w:pPr>
+            <w:pStyle w:val="11"/>
+            <w:ind w:left="360"/>
+            <w:tabs>
+              <w:tab w:val="right" w:leader="dot" w:pos="9026"/>
+            </w:tabs>
+            <w:spacing w:before="120" w:after="60"/>
+          </w:pPr>
+          <w:hyperlink w:anchor="_Toc100033" w:history="1">
+            <w:r>
+              <w:rPr>
+                <w:rStyle w:val="Hyperlink"/>
+              </w:rPr>
+              <w:t>题1　什么是 Agent 规划？与传统提示工程的本质区别？</w:t>
+            </w:r>
+            <w:r>
+              <w:tab/>
+            </w:r>
+            <w:r>
+              <w:fldChar w:fldCharType="begin"/>
+            </w:r>
+            <w:r>
+              <w:instrText xml:space="preserve"> PAGEREF _Toc100033 \h </w:instrText>
+            </w:r>
+            <w:r>
+              <w:fldChar w:fldCharType="separate"/>
+            </w:r>
+            <w:r>
+              <w:t>26</w:t>
+            </w:r>
+            <w:r>
+              <w:fldChar w:fldCharType="end"/>
+            </w:r>
+          </w:hyperlink>
+        </w:p>
+        <w:p>
+          <w:pPr>
+            <w:pStyle w:val="11"/>
+            <w:ind w:left="360"/>
+            <w:tabs>
+              <w:tab w:val="right" w:leader="dot" w:pos="9026"/>
+            </w:tabs>
+            <w:spacing w:before="120" w:after="60"/>
+          </w:pPr>
+          <w:hyperlink w:anchor="_Toc100034" w:history="1">
+            <w:r>
+              <w:rPr>
+                <w:rStyle w:val="Hyperlink"/>
+              </w:rPr>
+              <w:t>题2　什么是错误传播？单次生成为什么难以应对多步任务？</w:t>
+            </w:r>
+            <w:r>
+              <w:tab/>
+            </w:r>
+            <w:r>
+              <w:fldChar w:fldCharType="begin"/>
+            </w:r>
+            <w:r>
+              <w:instrText xml:space="preserve"> PAGEREF _Toc100034 \h </w:instrText>
+            </w:r>
+            <w:r>
+              <w:fldChar w:fldCharType="separate"/>
+            </w:r>
+            <w:r>
+              <w:t>26</w:t>
+            </w:r>
+            <w:r>
+              <w:fldChar w:fldCharType="end"/>
+            </w:r>
+          </w:hyperlink>
+        </w:p>
+        <w:p>
+          <w:pPr>
+            <w:pStyle w:val="11"/>
+            <w:ind w:left="360"/>
+            <w:tabs>
+              <w:tab w:val="right" w:leader="dot" w:pos="9026"/>
+            </w:tabs>
+            <w:spacing w:before="120" w:after="60"/>
+          </w:pPr>
+          <w:hyperlink w:anchor="_Toc100035" w:history="1">
+            <w:r>
+              <w:rPr>
+                <w:rStyle w:val="Hyperlink"/>
+              </w:rPr>
+              <w:t>题3　ReAct 的核心思想是什么？它与思维链有何区别？</w:t>
+            </w:r>
+            <w:r>
+              <w:tab/>
+            </w:r>
+            <w:r>
+              <w:fldChar w:fldCharType="begin"/>
+            </w:r>
+            <w:r>
+              <w:instrText xml:space="preserve"> PAGEREF _Toc100035 \h </w:instrText>
+            </w:r>
+            <w:r>
+              <w:fldChar w:fldCharType="separate"/>
+            </w:r>
+            <w:r>
+              <w:t>26</w:t>
+            </w:r>
+            <w:r>
+              <w:fldChar w:fldCharType="end"/>
+            </w:r>
+          </w:hyperlink>
+        </w:p>
+        <w:p>
+          <w:pPr>
+            <w:pStyle w:val="11"/>
+            <w:ind w:left="360"/>
+            <w:tabs>
+              <w:tab w:val="right" w:leader="dot" w:pos="9026"/>
+            </w:tabs>
+            <w:spacing w:before="120" w:after="60"/>
+          </w:pPr>
+          <w:hyperlink w:anchor="_Toc100036" w:history="1">
+            <w:r>
+              <w:rPr>
+                <w:rStyle w:val="Hyperlink"/>
+              </w:rPr>
+              <w:t>题4　Plan-and-Solve 针对零样本思维链哪三大缺陷？如何应对？</w:t>
+            </w:r>
+            <w:r>
+              <w:tab/>
+            </w:r>
+            <w:r>
+              <w:fldChar w:fldCharType="begin"/>
+            </w:r>
+            <w:r>
+              <w:instrText xml:space="preserve"> PAGEREF _Toc100036 \h </w:instrText>
+            </w:r>
+            <w:r>
+              <w:fldChar w:fldCharType="separate"/>
+            </w:r>
+            <w:r>
+              <w:t>27</w:t>
+            </w:r>
+            <w:r>
+              <w:fldChar w:fldCharType="end"/>
+            </w:r>
+          </w:hyperlink>
+        </w:p>
+        <w:p>
+          <w:pPr>
+            <w:pStyle w:val="11"/>
+            <w:ind w:left="360"/>
+            <w:tabs>
+              <w:tab w:val="right" w:leader="dot" w:pos="9026"/>
+            </w:tabs>
+            <w:spacing w:before="120" w:after="60"/>
+          </w:pPr>
+          <w:hyperlink w:anchor="_Toc100037" w:history="1">
+            <w:r>
+              <w:rPr>
+                <w:rStyle w:val="Hyperlink"/>
+              </w:rPr>
+              <w:t>题5　ReWOO 如何解耦推理与观察？带来哪些工程红利？</w:t>
+            </w:r>
+            <w:r>
+              <w:tab/>
+            </w:r>
+            <w:r>
+              <w:fldChar w:fldCharType="begin"/>
+            </w:r>
+            <w:r>
+              <w:instrText xml:space="preserve"> PAGEREF _Toc100037 \h </w:instrText>
+            </w:r>
+            <w:r>
+              <w:fldChar w:fldCharType="separate"/>
+            </w:r>
+            <w:r>
+              <w:t>28</w:t>
+            </w:r>
+            <w:r>
+              <w:fldChar w:fldCharType="end"/>
+            </w:r>
+          </w:hyperlink>
+        </w:p>
+        <w:p>
+          <w:pPr>
+            <w:pStyle w:val="11"/>
+            <w:ind w:left="360"/>
+            <w:tabs>
+              <w:tab w:val="right" w:leader="dot" w:pos="9026"/>
+            </w:tabs>
+            <w:spacing w:before="120" w:after="60"/>
+          </w:pPr>
+          <w:hyperlink w:anchor="_Toc100038" w:history="1">
+            <w:r>
+              <w:rPr>
+                <w:rStyle w:val="Hyperlink"/>
+              </w:rPr>
+              <w:t>题6　落地思维树要回答哪四个设计问题？成本如何控制？</w:t>
+            </w:r>
+            <w:r>
+              <w:tab/>
+            </w:r>
+            <w:r>
+              <w:fldChar w:fldCharType="begin"/>
+            </w:r>
+            <w:r>
+              <w:instrText xml:space="preserve"> PAGEREF _Toc100038 \h </w:instrText>
+            </w:r>
+            <w:r>
+              <w:fldChar w:fldCharType="separate"/>
+            </w:r>
+            <w:r>
+              <w:t>28</w:t>
+            </w:r>
+            <w:r>
+              <w:fldChar w:fldCharType="end"/>
+            </w:r>
+          </w:hyperlink>
+        </w:p>
+        <w:p>
+          <w:pPr>
+            <w:pStyle w:val="11"/>
+            <w:ind w:left="360"/>
+            <w:tabs>
+              <w:tab w:val="right" w:leader="dot" w:pos="9026"/>
+            </w:tabs>
+            <w:spacing w:before="120" w:after="60"/>
+          </w:pPr>
+          <w:hyperlink w:anchor="_Toc100039" w:history="1">
+            <w:r>
+              <w:rPr>
+                <w:rStyle w:val="Hyperlink"/>
+              </w:rPr>
+              <w:t>题7　Reflexion 的三角色闭环是什么？有哪些效果与陷阱？</w:t>
+            </w:r>
+            <w:r>
+              <w:tab/>
+            </w:r>
+            <w:r>
+              <w:fldChar w:fldCharType="begin"/>
+            </w:r>
+            <w:r>
+              <w:instrText xml:space="preserve"> PAGEREF _Toc100039 \h </w:instrText>
+            </w:r>
+            <w:r>
+              <w:fldChar w:fldCharType="separate"/>
+            </w:r>
+            <w:r>
+              <w:t>29</w:t>
+            </w:r>
+            <w:r>
+              <w:fldChar w:fldCharType="end"/>
+            </w:r>
+          </w:hyperlink>
+        </w:p>
+        <w:p>
+          <w:pPr>
+            <w:pStyle w:val="11"/>
+            <w:ind w:left="360"/>
+            <w:tabs>
+              <w:tab w:val="right" w:leader="dot" w:pos="9026"/>
+            </w:tabs>
+            <w:spacing w:before="120" w:after="60"/>
+          </w:pPr>
+          <w:hyperlink w:anchor="_Toc100040" w:history="1">
+            <w:r>
+              <w:rPr>
+                <w:rStyle w:val="Hyperlink"/>
+              </w:rPr>
+              <w:t>题8　LATS 的四阶段循环是什么？UCB 如何平衡利用与探索？</w:t>
+            </w:r>
+            <w:r>
+              <w:tab/>
+            </w:r>
+            <w:r>
+              <w:fldChar w:fldCharType="begin"/>
+            </w:r>
+            <w:r>
+              <w:instrText xml:space="preserve"> PAGEREF _Toc100040 \h </w:instrText>
+            </w:r>
+            <w:r>
+              <w:fldChar w:fldCharType="separate"/>
+            </w:r>
+            <w:r>
+              <w:t>30</w:t>
+            </w:r>
+            <w:r>
+              <w:fldChar w:fldCharType="end"/>
+            </w:r>
+          </w:hyperlink>
+        </w:p>
+        <w:p>
+          <w:pPr>
+            <w:pStyle w:val="11"/>
+            <w:ind w:left="360"/>
+            <w:tabs>
+              <w:tab w:val="right" w:leader="dot" w:pos="9026"/>
+            </w:tabs>
+            <w:spacing w:before="120" w:after="60"/>
+          </w:pPr>
+          <w:hyperlink w:anchor="_Toc100041" w:history="1">
+            <w:r>
+              <w:rPr>
+                <w:rStyle w:val="Hyperlink"/>
+              </w:rPr>
+              <w:t>题9　如何为多步任务选择规划范式并组合使用？</w:t>
+            </w:r>
+            <w:r>
+              <w:tab/>
+            </w:r>
+            <w:r>
+              <w:fldChar w:fldCharType="begin"/>
+            </w:r>
+            <w:r>
+              <w:instrText xml:space="preserve"> PAGEREF _Toc100041 \h </w:instrText>
+            </w:r>
+            <w:r>
+              <w:fldChar w:fldCharType="separate"/>
+            </w:r>
+            <w:r>
+              <w:t>30</w:t>
+            </w:r>
+            <w:r>
+              <w:fldChar w:fldCharType="end"/>
+            </w:r>
+          </w:hyperlink>
+        </w:p>
+        <w:p>
+          <w:pPr>
+            <w:pStyle w:val="11"/>
+            <w:ind w:left="360"/>
+            <w:tabs>
+              <w:tab w:val="right" w:leader="dot" w:pos="9026"/>
+            </w:tabs>
+            <w:spacing w:before="120" w:after="60"/>
+          </w:pPr>
+          <w:hyperlink w:anchor="_Toc100042" w:history="1">
+            <w:r>
+              <w:rPr>
+                <w:rStyle w:val="Hyperlink"/>
+              </w:rPr>
+              <w:t>题10　生产级 Agent 的循环控制体系如何设计？</w:t>
+            </w:r>
+            <w:r>
+              <w:tab/>
+            </w:r>
+            <w:r>
+              <w:fldChar w:fldCharType="begin"/>
+            </w:r>
+            <w:r>
+              <w:instrText xml:space="preserve"> PAGEREF _Toc100042 \h </w:instrText>
+            </w:r>
+            <w:r>
+              <w:fldChar w:fldCharType="separate"/>
+            </w:r>
+            <w:r>
+              <w:t>31</w:t>
+            </w:r>
+            <w:r>
+              <w:fldChar w:fldCharType="end"/>
+            </w:r>
+          </w:hyperlink>
+        </w:p>
+        <w:p>
+          <w:pPr>
+            <w:pStyle w:val="9"/>
+            <w:tabs>
+              <w:tab w:val="right" w:leader="dot" w:pos="9026"/>
+            </w:tabs>
+            <w:spacing w:before="120" w:after="60"/>
+          </w:pPr>
+          <w:hyperlink w:anchor="_Toc100043" w:history="1">
+            <w:r>
+              <w:rPr>
+                <w:rStyle w:val="Hyperlink"/>
+              </w:rPr>
               <w:t>下一卷预告</w:t>
             </w:r>
             <w:r>
@@ -1536,13 +2038,13 @@
               <w:fldChar w:fldCharType="begin"/>
             </w:r>
             <w:r>
-              <w:instrText xml:space="preserve"> PAGEREF _Toc100029 \h </w:instrText>
+              <w:instrText xml:space="preserve"> PAGEREF _Toc100043 \h </w:instrText>
             </w:r>
             <w:r>
               <w:fldChar w:fldCharType="separate"/>
             </w:r>
             <w:r>
-              <w:t>23</w:t>
+              <w:t>31</w:t>
             </w:r>
             <w:r>
               <w:fldChar w:fldCharType="end"/>
@@ -7533,104 +8035,326 @@
           <w:sz w:val="32"/>
           <w:szCs w:val="32"/>
         </w:rPr>
-        <w:t xml:space="preserve">思考与练习</w:t>
+        <w:t xml:space="preserve">本卷实战实验室</w:t>
       </w:r>
       <w:bookmarkEnd w:id="100028"/>
     </w:p>
     <w:p>
       <w:pPr>
-        <w:pStyle w:val="ListParagraph"/>
-        <w:numPr>
-          <w:ilvl w:val="0"/>
-          <w:numId w:val="2"/>
-        </w:numPr>
-        <w:spacing w:line="312"/>
-      </w:pPr>
-      <w:r>
-        <w:rPr>
-          <w:rFonts w:ascii="Calibri" w:eastAsia="Microsoft YaHei"/>
-          <w:color w:val="1A2B33"/>
-          <w:sz w:val="24"/>
-          <w:szCs w:val="24"/>
-        </w:rPr>
-        <w:t xml:space="preserve">按照本章 2.2 节的模板实现一个最小 ReAct 智能体（工具可以用模拟函数替代），给它一个两跳问题，逐行观察思考-行动-观察轨迹；统计总步数与 Token 消耗，并估算若改造成 ReWOO 三阶段结构，模型调用次数与上下文长度各有什么变化。</w:t>
-      </w:r>
-    </w:p>
-    <w:p>
-      <w:pPr>
-        <w:pStyle w:val="ListParagraph"/>
-        <w:numPr>
-          <w:ilvl w:val="0"/>
-          <w:numId w:val="2"/>
-        </w:numPr>
-        <w:spacing w:line="312"/>
-      </w:pPr>
-      <w:r>
-        <w:rPr>
-          <w:rFonts w:ascii="Calibri" w:eastAsia="Microsoft YaHei"/>
-          <w:color w:val="1A2B33"/>
-          <w:sz w:val="24"/>
-          <w:szCs w:val="24"/>
-        </w:rPr>
-        <w:t xml:space="preserve">为任务“分析本月销售数据，找出销售额最高的五个品类并生成报告”写一份三到七步的计划，标注每个步骤的依赖关系，指出哪些步骤可以并行执行、哪一步最可能触发重规划，并说明理由。</w:t>
-      </w:r>
-    </w:p>
-    <w:p>
-      <w:pPr>
-        <w:pStyle w:val="ListParagraph"/>
-        <w:numPr>
-          <w:ilvl w:val="0"/>
-          <w:numId w:val="2"/>
-        </w:numPr>
-        <w:spacing w:line="312"/>
-      </w:pPr>
-      <w:r>
-        <w:rPr>
-          <w:rFonts w:ascii="Calibri" w:eastAsia="Microsoft YaHei"/>
-          <w:color w:val="1A2B33"/>
-          <w:sz w:val="24"/>
-          <w:szCs w:val="24"/>
-        </w:rPr>
-        <w:t xml:space="preserve">计算思维树的成本账：分支因子取四、深度取三，完整展开需要多少次生成调用？若采用束搜索每层保留两个节点，最坏情况多少次？若再叠加阈值为零点四的剪枝，什么情况下能进一步压缩？写出你的推理过程。</w:t>
-      </w:r>
-    </w:p>
-    <w:p>
-      <w:pPr>
-        <w:pStyle w:val="ListParagraph"/>
-        <w:numPr>
-          <w:ilvl w:val="0"/>
-          <w:numId w:val="2"/>
-        </w:numPr>
-        <w:spacing w:line="312"/>
-      </w:pPr>
-      <w:r>
-        <w:rPr>
-          <w:rFonts w:ascii="Calibri" w:eastAsia="Microsoft YaHei"/>
-          <w:color w:val="1A2B33"/>
-          <w:sz w:val="24"/>
-          <w:szCs w:val="24"/>
-        </w:rPr>
-        <w:t xml:space="preserve">为一个代码生成任务设计 Reflexion 的评估者：列出三个确定性评估信号（提示：编译、测试、静态规则），并解释为什么“让另一个模型自我评估通过”不能作为唯一信号；再为反思循环设计两条早停条件。</w:t>
-      </w:r>
-    </w:p>
-    <w:p>
-      <w:pPr>
-        <w:pStyle w:val="ListParagraph"/>
-        <w:numPr>
-          <w:ilvl w:val="0"/>
-          <w:numId w:val="2"/>
-        </w:numPr>
-        <w:spacing w:line="312"/>
-      </w:pPr>
-      <w:r>
-        <w:rPr>
-          <w:rFonts w:ascii="Calibri" w:eastAsia="Microsoft YaHei"/>
-          <w:color w:val="1A2B33"/>
-          <w:sz w:val="24"/>
-          <w:szCs w:val="24"/>
-        </w:rPr>
-        <w:t xml:space="preserve">为你负责或设想的 Agent 系统写一份循环控制参数表：步数上限、Token 预算、重复检测阈值、步数告警线、降级路径与人工上报条件各是多少，并逐项说明设定依据（提示：可参考 5.1 节的评估集百分位法与 5.2 节的卡死案例）。</w:t>
-      </w:r>
+        <w:spacing w:line="312"/>
+        <w:ind w:firstLine="480"/>
+        <w:jc w:val="both"/>
+      </w:pPr>
+      <w:r>
+        <w:rPr>
+          <w:rFonts w:ascii="Calibri" w:eastAsia="Microsoft YaHei"/>
+          <w:color w:val="1A2B33"/>
+          <w:sz w:val="24"/>
+          <w:szCs w:val="24"/>
+        </w:rPr>
+        <w:t xml:space="preserve">本卷实验：亲手制造一次 Agent 死循环，再亲手装上保险丝。总耗时约 60 分钟；复用卷19 项目三的工具循环。</w:t>
+      </w:r>
+    </w:p>
+    <w:p>
+      <w:pPr>
+        <w:pStyle w:val="Heading2"/>
+        <w:keepNext/>
+        <w:spacing w:after="140" w:before="280" w:line="360" w:lineRule="atLeast"/>
+      </w:pPr>
+      <w:bookmarkStart w:id="100029" w:name="_Toc100029"/>
+      <w:r>
+        <w:rPr>
+          <w:rFonts w:ascii="Calibri" w:eastAsia="SimHei"/>
+          <w:b/>
+          <w:bCs/>
+          <w:color w:val="1B4A5C"/>
+          <w:sz w:val="28"/>
+          <w:szCs w:val="28"/>
+        </w:rPr>
+        <w:t xml:space="preserve">实验 1：制造并观察一次死循环（30 分钟）</w:t>
+      </w:r>
+      <w:bookmarkEnd w:id="100029"/>
+    </w:p>
+    <w:p>
+      <w:pPr>
+        <w:spacing w:line="312"/>
+        <w:ind w:firstLine="480"/>
+        <w:jc w:val="both"/>
+      </w:pPr>
+      <w:r>
+        <w:rPr>
+          <w:rFonts w:ascii="Calibri" w:eastAsia="Microsoft YaHei"/>
+          <w:color w:val="1A2B33"/>
+          <w:sz w:val="24"/>
+          <w:szCs w:val="24"/>
+        </w:rPr>
+        <w:t xml:space="preserve">给工具循环加一个"永远返回错误"的假工具，并在系统提示词里要求"必须查到订单才能回答"。观察：模型重试了几次？每次参数变了吗？token 消耗如何增长？验收标准：拿到一条真实的失控轨迹（每轮调用记录），并指出模型的三种典型行为（换参数重试/原样重试/放弃）。</w:t>
+      </w:r>
+    </w:p>
+    <w:p>
+      <w:pPr>
+        <w:pStyle w:val="Heading2"/>
+        <w:keepNext/>
+        <w:spacing w:after="140" w:before="280" w:line="360" w:lineRule="atLeast"/>
+      </w:pPr>
+      <w:bookmarkStart w:id="100030" w:name="_Toc100030"/>
+      <w:r>
+        <w:rPr>
+          <w:rFonts w:ascii="Calibri" w:eastAsia="SimHei"/>
+          <w:b/>
+          <w:bCs/>
+          <w:color w:val="1B4A5C"/>
+          <w:sz w:val="28"/>
+          <w:szCs w:val="28"/>
+        </w:rPr>
+        <w:t xml:space="preserve">实验 2：装上三道保险丝（30 分钟）</w:t>
+      </w:r>
+      <w:bookmarkEnd w:id="100030"/>
+    </w:p>
+    <w:p>
+      <w:pPr>
+        <w:pBdr>
+          <w:left w:val="single" w:color="8FA6AD" w:sz="10" w:space="8"/>
+        </w:pBdr>
+        <w:shd w:fill="F4F6F7" w:val="clear"/>
+        <w:spacing w:after="0" w:before="0" w:line="276" w:lineRule="atLeast"/>
+        <w:ind w:left="240"/>
+        <w:jc w:val="left"/>
+      </w:pPr>
+      <w:r>
+        <w:rPr>
+          <w:rFonts w:ascii="Courier New" w:cs="Courier New" w:eastAsia="Microsoft YaHei" w:hAnsi="Courier New"/>
+          <w:color w:val="24343C"/>
+          <w:sz w:val="18"/>
+          <w:szCs w:val="18"/>
+        </w:rPr>
+        <w:t xml:space="preserve">MAX_STEPS, seen = 8, set()</w:t>
+      </w:r>
+    </w:p>
+    <w:p>
+      <w:pPr>
+        <w:pBdr>
+          <w:left w:val="single" w:color="8FA6AD" w:sz="10" w:space="8"/>
+        </w:pBdr>
+        <w:shd w:fill="F4F6F7" w:val="clear"/>
+        <w:spacing w:after="0" w:before="0" w:line="276" w:lineRule="atLeast"/>
+        <w:ind w:left="240"/>
+        <w:jc w:val="left"/>
+      </w:pPr>
+      <w:r>
+        <w:rPr>
+          <w:rFonts w:ascii="Courier New" w:cs="Courier New" w:eastAsia="Microsoft YaHei" w:hAnsi="Courier New"/>
+          <w:color w:val="24343C"/>
+          <w:sz w:val="18"/>
+          <w:szCs w:val="18"/>
+        </w:rPr>
+        <w:t xml:space="preserve">for step in range(MAX_STEPS):                # 保险丝1：步数上限</w:t>
+      </w:r>
+    </w:p>
+    <w:p>
+      <w:pPr>
+        <w:pBdr>
+          <w:left w:val="single" w:color="8FA6AD" w:sz="10" w:space="8"/>
+        </w:pBdr>
+        <w:shd w:fill="F4F6F7" w:val="clear"/>
+        <w:spacing w:after="0" w:before="0" w:line="276" w:lineRule="atLeast"/>
+        <w:ind w:left="240"/>
+        <w:jc w:val="left"/>
+      </w:pPr>
+      <w:r>
+        <w:rPr>
+          <w:rFonts w:ascii="Courier New" w:cs="Courier New" w:eastAsia="Microsoft YaHei" w:hAnsi="Courier New"/>
+          <w:color w:val="24343C"/>
+          <w:sz w:val="18"/>
+          <w:szCs w:val="18"/>
+        </w:rPr>
+        <w:t xml:space="preserve">    ...                                      # 模型决策与工具调用</w:t>
+      </w:r>
+    </w:p>
+    <w:p>
+      <w:pPr>
+        <w:pBdr>
+          <w:left w:val="single" w:color="8FA6AD" w:sz="10" w:space="8"/>
+        </w:pBdr>
+        <w:shd w:fill="F4F6F7" w:val="clear"/>
+        <w:spacing w:after="0" w:before="0" w:line="276" w:lineRule="atLeast"/>
+        <w:ind w:left="240"/>
+        <w:jc w:val="left"/>
+      </w:pPr>
+      <w:r>
+        <w:rPr>
+          <w:rFonts w:ascii="Courier New" w:cs="Courier New" w:eastAsia="Microsoft YaHei" w:hAnsi="Courier New"/>
+          <w:color w:val="24343C"/>
+          <w:sz w:val="18"/>
+          <w:szCs w:val="18"/>
+        </w:rPr>
+        <w:t xml:space="preserve">    key = (tool_name, json.dumps(args, sort_keys=True))</w:t>
+      </w:r>
+    </w:p>
+    <w:p>
+      <w:pPr>
+        <w:pBdr>
+          <w:left w:val="single" w:color="8FA6AD" w:sz="10" w:space="8"/>
+        </w:pBdr>
+        <w:shd w:fill="F4F6F7" w:val="clear"/>
+        <w:spacing w:after="0" w:before="0" w:line="276" w:lineRule="atLeast"/>
+        <w:ind w:left="240"/>
+        <w:jc w:val="left"/>
+      </w:pPr>
+      <w:r>
+        <w:rPr>
+          <w:rFonts w:ascii="Courier New" w:cs="Courier New" w:eastAsia="Microsoft YaHei" w:hAnsi="Courier New"/>
+          <w:color w:val="24343C"/>
+          <w:sz w:val="18"/>
+          <w:szCs w:val="18"/>
+        </w:rPr>
+        <w:t xml:space="preserve">    if key in seen:                          # 保险丝2：重复检测</w:t>
+      </w:r>
+    </w:p>
+    <w:p>
+      <w:pPr>
+        <w:pBdr>
+          <w:left w:val="single" w:color="8FA6AD" w:sz="10" w:space="8"/>
+        </w:pBdr>
+        <w:shd w:fill="F4F6F7" w:val="clear"/>
+        <w:spacing w:after="0" w:before="0" w:line="276" w:lineRule="atLeast"/>
+        <w:ind w:left="240"/>
+        <w:jc w:val="left"/>
+      </w:pPr>
+      <w:r>
+        <w:rPr>
+          <w:rFonts w:ascii="Courier New" w:cs="Courier New" w:eastAsia="Microsoft YaHei" w:hAnsi="Courier New"/>
+          <w:color w:val="24343C"/>
+          <w:sz w:val="18"/>
+          <w:szCs w:val="18"/>
+        </w:rPr>
+        <w:t xml:space="preserve">        break                                # 卡死，立即止损</w:t>
+      </w:r>
+    </w:p>
+    <w:p>
+      <w:pPr>
+        <w:pBdr>
+          <w:left w:val="single" w:color="8FA6AD" w:sz="10" w:space="8"/>
+        </w:pBdr>
+        <w:shd w:fill="F4F6F7" w:val="clear"/>
+        <w:spacing w:after="0" w:before="0" w:line="276" w:lineRule="atLeast"/>
+        <w:ind w:left="240"/>
+        <w:jc w:val="left"/>
+      </w:pPr>
+      <w:r>
+        <w:rPr>
+          <w:rFonts w:ascii="Courier New" w:cs="Courier New" w:eastAsia="Microsoft YaHei" w:hAnsi="Courier New"/>
+          <w:color w:val="24343C"/>
+          <w:sz w:val="18"/>
+          <w:szCs w:val="18"/>
+        </w:rPr>
+        <w:t xml:space="preserve">    seen.add(key)</w:t>
+      </w:r>
+    </w:p>
+    <w:p>
+      <w:pPr>
+        <w:pBdr>
+          <w:left w:val="single" w:color="8FA6AD" w:sz="10" w:space="8"/>
+        </w:pBdr>
+        <w:shd w:fill="F4F6F7" w:val="clear"/>
+        <w:spacing w:after="0" w:before="0" w:line="276" w:lineRule="atLeast"/>
+        <w:ind w:left="240"/>
+        <w:jc w:val="left"/>
+      </w:pPr>
+      <w:r>
+        <w:rPr>
+          <w:rFonts w:ascii="Courier New" w:cs="Courier New" w:eastAsia="Microsoft YaHei" w:hAnsi="Courier New"/>
+          <w:color w:val="24343C"/>
+          <w:sz w:val="18"/>
+          <w:szCs w:val="18"/>
+        </w:rPr>
+        <w:t xml:space="preserve"># 走出循环 = 触发上报人工（卷11 HITL）</w:t>
+      </w:r>
+    </w:p>
+    <w:p>
+      <w:pPr>
+        <w:spacing w:line="312"/>
+        <w:ind w:firstLine="480"/>
+        <w:jc w:val="both"/>
+      </w:pPr>
+      <w:r>
+        <w:rPr>
+          <w:rFonts w:ascii="Calibri" w:eastAsia="Microsoft YaHei"/>
+          <w:color w:val="1A2B33"/>
+          <w:sz w:val="24"/>
+          <w:szCs w:val="24"/>
+        </w:rPr>
+        <w:t xml:space="preserve">验收标准：同一场景重跑，循环在 2-3 次重复后被截断，token 消耗下降一个量级，用户收到诚实的失败说明而不是干等。把改造前后两条轨迹截图存档——这是"可预算的失败"的第一份证据。</w:t>
+      </w:r>
+    </w:p>
+    <w:tbl>
+      <w:tblPr>
+        <w:tblW w:type="dxa" w:w="8788"/>
+        <w:tblBorders>
+          <w:top w:val="single" w:color="C8DDE2" w:sz="4"/>
+          <w:left w:val="single" w:color="1B6B7A" w:sz="32"/>
+          <w:bottom w:val="single" w:color="C8DDE2" w:sz="4"/>
+          <w:right w:val="single" w:color="C8DDE2" w:sz="4"/>
+          <w:insideH w:val="none" w:color="FFFFFF" w:sz="0"/>
+          <w:insideV w:val="none" w:color="FFFFFF" w:sz="0"/>
+        </w:tblBorders>
+        <w:tblLayout w:type="fixed"/>
+      </w:tblPr>
+      <w:tblGrid>
+        <w:gridCol w:w="8788"/>
+      </w:tblGrid>
+      <w:tr>
+        <w:trPr>
+          <w:cantSplit/>
+        </w:trPr>
+        <w:tc>
+          <w:tcPr>
+            <w:shd w:fill="EEF5F7" w:val="clear"/>
+            <w:tcMar>
+              <w:top w:type="dxa" w:w="160"/>
+              <w:left w:type="dxa" w:w="240"/>
+              <w:bottom w:type="dxa" w:w="160"/>
+              <w:right w:type="dxa" w:w="200"/>
+            </w:tcMar>
+          </w:tcPr>
+          <w:p>
+            <w:pPr>
+              <w:spacing w:after="80" w:line="312"/>
+            </w:pPr>
+            <w:r>
+              <w:rPr>
+                <w:rFonts w:ascii="Calibri" w:eastAsia="SimHei"/>
+                <w:b/>
+                <w:bCs/>
+                <w:color w:val="1B6B7A"/>
+                <w:sz w:val="22"/>
+                <w:szCs w:val="22"/>
+              </w:rPr>
+              <w:t xml:space="preserve">◆ 常见翻车</w:t>
+            </w:r>
+          </w:p>
+          <w:p>
+            <w:pPr>
+              <w:spacing w:line="312"/>
+              <w:jc w:val="both"/>
+            </w:pPr>
+            <w:r>
+              <w:rPr>
+                <w:rFonts w:ascii="Calibri" w:eastAsia="Microsoft YaHei"/>
+                <w:color w:val="1A2B33"/>
+                <w:sz w:val="22"/>
+                <w:szCs w:val="22"/>
+              </w:rPr>
+              <w:t xml:space="preserve">重复检测的键要包含工具名与全部参数（少一个字段就漏判）；步数上限别设得刚好够用——留 20% 余量给正常波动。</w:t>
+            </w:r>
+          </w:p>
+        </w:tc>
+      </w:tr>
+    </w:tbl>
+    <w:p>
+      <w:pPr>
+        <w:spacing w:after="100"/>
+      </w:pPr>
     </w:p>
     <w:p>
       <w:pPr>
@@ -7638,7 +8362,7 @@
         <w:keepNext/>
         <w:spacing w:after="200" w:before="360" w:line="400" w:lineRule="atLeast"/>
       </w:pPr>
-      <w:bookmarkStart w:id="100029" w:name="_Toc100029"/>
+      <w:bookmarkStart w:id="100031" w:name="_Toc100031"/>
       <w:r>
         <w:rPr>
           <w:rFonts w:ascii="Calibri" w:eastAsia="SimHei"/>
@@ -7648,9 +8372,1033 @@
           <w:sz w:val="32"/>
           <w:szCs w:val="32"/>
         </w:rPr>
+        <w:t xml:space="preserve">思考与练习</w:t>
+      </w:r>
+      <w:bookmarkEnd w:id="100031"/>
+    </w:p>
+    <w:p>
+      <w:pPr>
+        <w:pStyle w:val="ListParagraph"/>
+        <w:numPr>
+          <w:ilvl w:val="0"/>
+          <w:numId w:val="2"/>
+        </w:numPr>
+        <w:spacing w:line="312"/>
+      </w:pPr>
+      <w:r>
+        <w:rPr>
+          <w:rFonts w:ascii="Calibri" w:eastAsia="Microsoft YaHei"/>
+          <w:color w:val="1A2B33"/>
+          <w:sz w:val="24"/>
+          <w:szCs w:val="24"/>
+        </w:rPr>
+        <w:t xml:space="preserve">按照本章 2.2 节的模板实现一个最小 ReAct 智能体（工具可以用模拟函数替代），给它一个两跳问题，逐行观察思考-行动-观察轨迹；统计总步数与 Token 消耗，并估算若改造成 ReWOO 三阶段结构，模型调用次数与上下文长度各有什么变化。</w:t>
+      </w:r>
+    </w:p>
+    <w:p>
+      <w:pPr>
+        <w:pStyle w:val="ListParagraph"/>
+        <w:numPr>
+          <w:ilvl w:val="0"/>
+          <w:numId w:val="2"/>
+        </w:numPr>
+        <w:spacing w:line="312"/>
+      </w:pPr>
+      <w:r>
+        <w:rPr>
+          <w:rFonts w:ascii="Calibri" w:eastAsia="Microsoft YaHei"/>
+          <w:color w:val="1A2B33"/>
+          <w:sz w:val="24"/>
+          <w:szCs w:val="24"/>
+        </w:rPr>
+        <w:t xml:space="preserve">为任务“分析本月销售数据，找出销售额最高的五个品类并生成报告”写一份三到七步的计划，标注每个步骤的依赖关系，指出哪些步骤可以并行执行、哪一步最可能触发重规划，并说明理由。</w:t>
+      </w:r>
+    </w:p>
+    <w:p>
+      <w:pPr>
+        <w:pStyle w:val="ListParagraph"/>
+        <w:numPr>
+          <w:ilvl w:val="0"/>
+          <w:numId w:val="2"/>
+        </w:numPr>
+        <w:spacing w:line="312"/>
+      </w:pPr>
+      <w:r>
+        <w:rPr>
+          <w:rFonts w:ascii="Calibri" w:eastAsia="Microsoft YaHei"/>
+          <w:color w:val="1A2B33"/>
+          <w:sz w:val="24"/>
+          <w:szCs w:val="24"/>
+        </w:rPr>
+        <w:t xml:space="preserve">计算思维树的成本账：分支因子取四、深度取三，完整展开需要多少次生成调用？若采用束搜索每层保留两个节点，最坏情况多少次？若再叠加阈值为零点四的剪枝，什么情况下能进一步压缩？写出你的推理过程。</w:t>
+      </w:r>
+    </w:p>
+    <w:p>
+      <w:pPr>
+        <w:pStyle w:val="ListParagraph"/>
+        <w:numPr>
+          <w:ilvl w:val="0"/>
+          <w:numId w:val="2"/>
+        </w:numPr>
+        <w:spacing w:line="312"/>
+      </w:pPr>
+      <w:r>
+        <w:rPr>
+          <w:rFonts w:ascii="Calibri" w:eastAsia="Microsoft YaHei"/>
+          <w:color w:val="1A2B33"/>
+          <w:sz w:val="24"/>
+          <w:szCs w:val="24"/>
+        </w:rPr>
+        <w:t xml:space="preserve">为一个代码生成任务设计 Reflexion 的评估者：列出三个确定性评估信号（提示：编译、测试、静态规则），并解释为什么“让另一个模型自我评估通过”不能作为唯一信号；再为反思循环设计两条早停条件。</w:t>
+      </w:r>
+    </w:p>
+    <w:p>
+      <w:pPr>
+        <w:pStyle w:val="ListParagraph"/>
+        <w:numPr>
+          <w:ilvl w:val="0"/>
+          <w:numId w:val="2"/>
+        </w:numPr>
+        <w:spacing w:line="312"/>
+      </w:pPr>
+      <w:r>
+        <w:rPr>
+          <w:rFonts w:ascii="Calibri" w:eastAsia="Microsoft YaHei"/>
+          <w:color w:val="1A2B33"/>
+          <w:sz w:val="24"/>
+          <w:szCs w:val="24"/>
+        </w:rPr>
+        <w:t xml:space="preserve">为你负责或设想的 Agent 系统写一份循环控制参数表：步数上限、Token 预算、重复检测阈值、步数告警线、降级路径与人工上报条件各是多少，并逐项说明设定依据（提示：可参考 5.1 节的评估集百分位法与 5.2 节的卡死案例）。</w:t>
+      </w:r>
+    </w:p>
+    <w:p>
+      <w:pPr>
+        <w:pStyle w:val="Heading1"/>
+        <w:keepNext/>
+        <w:spacing w:after="200" w:before="360" w:line="400" w:lineRule="atLeast"/>
+      </w:pPr>
+      <w:bookmarkStart w:id="100032" w:name="_Toc100032"/>
+      <w:r>
+        <w:rPr>
+          <w:rFonts w:ascii="Calibri" w:eastAsia="SimHei"/>
+          <w:b/>
+          <w:bCs/>
+          <w:color w:val="16324A"/>
+          <w:sz w:val="32"/>
+          <w:szCs w:val="32"/>
+        </w:rPr>
+        <w:t xml:space="preserve">面试题精选（附参考答案）</w:t>
+      </w:r>
+      <w:bookmarkEnd w:id="100032"/>
+    </w:p>
+    <w:p>
+      <w:pPr>
+        <w:spacing w:line="312"/>
+        <w:ind w:firstLine="480"/>
+        <w:jc w:val="both"/>
+      </w:pPr>
+      <w:r>
+        <w:rPr>
+          <w:rFonts w:ascii="Calibri" w:eastAsia="Microsoft YaHei"/>
+          <w:color w:val="1A2B33"/>
+          <w:sz w:val="24"/>
+          <w:szCs w:val="24"/>
+        </w:rPr>
+        <w:t xml:space="preserve">本节共 10 道题，按由浅入深排列，其中 8 道改编自配套面试题集并结合本卷内容压缩改写，另新编 ReWOO 与生产循环控制两道本卷重点题，供面试准备与自测使用。答案均为要点式，保留关键数据、术语与结论，并标注了对应的本卷章节。建议先自行作答，再对照参考答案查漏补缺。</w:t>
+      </w:r>
+    </w:p>
+    <w:p>
+      <w:pPr>
+        <w:pStyle w:val="Heading2"/>
+        <w:keepNext/>
+        <w:spacing w:after="140" w:before="280" w:line="360" w:lineRule="atLeast"/>
+      </w:pPr>
+      <w:bookmarkStart w:id="100033" w:name="_Toc100033"/>
+      <w:r>
+        <w:rPr>
+          <w:rFonts w:ascii="Calibri" w:eastAsia="SimHei"/>
+          <w:b/>
+          <w:bCs/>
+          <w:color w:val="1B4A5C"/>
+          <w:sz w:val="28"/>
+          <w:szCs w:val="28"/>
+        </w:rPr>
+        <w:t xml:space="preserve">题1　什么是 Agent 规划？与传统提示工程的本质区别？</w:t>
+      </w:r>
+      <w:bookmarkEnd w:id="100033"/>
+    </w:p>
+    <w:p>
+      <w:pPr>
+        <w:spacing w:line="312"/>
+        <w:ind w:firstLine="480"/>
+        <w:jc w:val="both"/>
+      </w:pPr>
+      <w:r>
+        <w:rPr>
+          <w:rFonts w:ascii="Calibri" w:eastAsia="Microsoft YaHei"/>
+          <w:color w:val="1A2B33"/>
+          <w:sz w:val="24"/>
+          <w:szCs w:val="24"/>
+        </w:rPr>
+        <w:t xml:space="preserve">Agent 规划指模型在执行任务前对任务进行分解、排序和资源配置的能力。与传统提示工程的本质区别在于控制流的转移：传统软件的控制流由程序员用条件分支预先写死，提示工程只是引导模型完成单次或少数几次生成，模型被动响应；Agent 系统的控制流则由模型根据当前状态动态决定，由此获得调用工具、感知环境、回溯纠错的自主性。用本卷的比喻说，模型要从优秀的答辩者成长为合格的项目经理，对整个任务的路径、资源与风险负责（见本卷 1.1 节）。</w:t>
+      </w:r>
+    </w:p>
+    <w:p>
+      <w:pPr>
+        <w:pStyle w:val="Heading2"/>
+        <w:keepNext/>
+        <w:spacing w:after="140" w:before="280" w:line="360" w:lineRule="atLeast"/>
+      </w:pPr>
+      <w:bookmarkStart w:id="100034" w:name="_Toc100034"/>
+      <w:r>
+        <w:rPr>
+          <w:rFonts w:ascii="Calibri" w:eastAsia="SimHei"/>
+          <w:b/>
+          <w:bCs/>
+          <w:color w:val="1B4A5C"/>
+          <w:sz w:val="28"/>
+          <w:szCs w:val="28"/>
+        </w:rPr>
+        <w:t xml:space="preserve">题2　什么是错误传播？单次生成为什么难以应对多步任务？</w:t>
+      </w:r>
+      <w:bookmarkEnd w:id="100034"/>
+    </w:p>
+    <w:p>
+      <w:pPr>
+        <w:spacing w:line="312"/>
+        <w:ind w:firstLine="480"/>
+        <w:jc w:val="both"/>
+      </w:pPr>
+      <w:r>
+        <w:rPr>
+          <w:rFonts w:ascii="Calibri" w:eastAsia="Microsoft YaHei"/>
+          <w:color w:val="1A2B33"/>
+          <w:sz w:val="24"/>
+          <w:szCs w:val="24"/>
+        </w:rPr>
+        <w:t xml:space="preserve">单次生成的范式天生缺三样东西，即三堵墙：知识截止，参数化知识冻结在训练完成的那一刻，遇最新事件或私域数据只能硬答；错误传播；缺乏全局规划，默认贪婪的局部最优，不会通盘考虑也不会回头。</w:t>
+      </w:r>
+    </w:p>
+    <w:p>
+      <w:pPr>
+        <w:pStyle w:val="ListParagraph"/>
+        <w:numPr>
+          <w:ilvl w:val="0"/>
+          <w:numId w:val="1"/>
+        </w:numPr>
+        <w:spacing w:line="312"/>
+      </w:pPr>
+      <w:r>
+        <w:rPr>
+          <w:rFonts w:ascii="Calibri" w:eastAsia="Microsoft YaHei"/>
+          <w:color w:val="1A2B33"/>
+          <w:sz w:val="24"/>
+          <w:szCs w:val="24"/>
+        </w:rPr>
+        <w:t xml:space="preserve">错误传播指多步推理像接力赛，早期微小偏差会被后续步骤不断放大，有三类典型放大器：上下文污染、目标漂移、工具误用的连锁反应。</w:t>
+      </w:r>
+    </w:p>
+    <w:p>
+      <w:pPr>
+        <w:pStyle w:val="ListParagraph"/>
+        <w:numPr>
+          <w:ilvl w:val="0"/>
+          <w:numId w:val="1"/>
+        </w:numPr>
+        <w:spacing w:line="312"/>
+      </w:pPr>
+      <w:r>
+        <w:rPr>
+          <w:rFonts w:ascii="Calibri" w:eastAsia="Microsoft YaHei"/>
+          <w:color w:val="1A2B33"/>
+          <w:sz w:val="24"/>
+          <w:szCs w:val="24"/>
+        </w:rPr>
+        <w:t xml:space="preserve">一笔算术账：二十步任务每步正确率高达 95%，整链全对的概率仅约 36%，步数越多对单步质量的要求越苛刻。</w:t>
+      </w:r>
+    </w:p>
+    <w:p>
+      <w:pPr>
+        <w:pStyle w:val="ListParagraph"/>
+        <w:numPr>
+          <w:ilvl w:val="0"/>
+          <w:numId w:val="1"/>
+        </w:numPr>
+        <w:spacing w:line="312"/>
+      </w:pPr>
+      <w:r>
+        <w:rPr>
+          <w:rFonts w:ascii="Calibri" w:eastAsia="Microsoft YaHei"/>
+          <w:color w:val="1A2B33"/>
+          <w:sz w:val="24"/>
+          <w:szCs w:val="24"/>
+        </w:rPr>
+        <w:t xml:space="preserve">规划技术的使命不是把每步做到完美，而是打破全对才算对的死局，让系统能发现、能纠正、能回头（见本卷 1.1、1.2 节）。</w:t>
+      </w:r>
+    </w:p>
+    <w:p>
+      <w:pPr>
+        <w:pStyle w:val="Heading2"/>
+        <w:keepNext/>
+        <w:spacing w:after="140" w:before="280" w:line="360" w:lineRule="atLeast"/>
+      </w:pPr>
+      <w:bookmarkStart w:id="100035" w:name="_Toc100035"/>
+      <w:r>
+        <w:rPr>
+          <w:rFonts w:ascii="Calibri" w:eastAsia="SimHei"/>
+          <w:b/>
+          <w:bCs/>
+          <w:color w:val="1B4A5C"/>
+          <w:sz w:val="28"/>
+          <w:szCs w:val="28"/>
+        </w:rPr>
+        <w:t xml:space="preserve">题3　ReAct 的核心思想是什么？它与思维链有何区别？</w:t>
+      </w:r>
+      <w:bookmarkEnd w:id="100035"/>
+    </w:p>
+    <w:p>
+      <w:pPr>
+        <w:spacing w:line="312"/>
+        <w:ind w:firstLine="480"/>
+        <w:jc w:val="both"/>
+      </w:pPr>
+      <w:r>
+        <w:rPr>
+          <w:rFonts w:ascii="Calibri" w:eastAsia="Microsoft YaHei"/>
+          <w:color w:val="1A2B33"/>
+          <w:sz w:val="24"/>
+          <w:szCs w:val="24"/>
+        </w:rPr>
+        <w:t xml:space="preserve">ReAct 是 Reasoning 与 Acting 的合体，它出现前有两个流派：思维链会思考但不会行动，触不到真实世界；WebGPT 等行动导向方法会行动但不会思考，过程如黑盒。</w:t>
+      </w:r>
+    </w:p>
+    <w:p>
+      <w:pPr>
+        <w:pStyle w:val="ListParagraph"/>
+        <w:numPr>
+          <w:ilvl w:val="0"/>
+          <w:numId w:val="1"/>
+        </w:numPr>
+        <w:spacing w:line="312"/>
+      </w:pPr>
+      <w:r>
+        <w:rPr>
+          <w:rFonts w:ascii="Calibri" w:eastAsia="Microsoft YaHei"/>
+          <w:color w:val="1A2B33"/>
+          <w:sz w:val="24"/>
+          <w:szCs w:val="24"/>
+        </w:rPr>
+        <w:t xml:space="preserve">核心洞见：推理为行动提供方向，行动为推理提供证据，两者必须交错进行。轨迹为思考（Thought）、行动（Action）、观察（Observation）的循环，直到模型认为信息足够、输出最终答案。</w:t>
+      </w:r>
+    </w:p>
+    <w:p>
+      <w:pPr>
+        <w:pStyle w:val="ListParagraph"/>
+        <w:numPr>
+          <w:ilvl w:val="0"/>
+          <w:numId w:val="1"/>
+        </w:numPr>
+        <w:spacing w:line="312"/>
+      </w:pPr>
+      <w:r>
+        <w:rPr>
+          <w:rFonts w:ascii="Calibri" w:eastAsia="Microsoft YaHei"/>
+          <w:color w:val="1A2B33"/>
+          <w:sz w:val="24"/>
+          <w:szCs w:val="24"/>
+        </w:rPr>
+        <w:t xml:space="preserve">有效三原因：观察接地，推理被锚定在真实证据上，幻觉空间被压缩；整条思维轨迹可解释、可审计；错误可局部纠正。</w:t>
+      </w:r>
+    </w:p>
+    <w:p>
+      <w:pPr>
+        <w:pStyle w:val="ListParagraph"/>
+        <w:numPr>
+          <w:ilvl w:val="0"/>
+          <w:numId w:val="1"/>
+        </w:numPr>
+        <w:spacing w:line="312"/>
+      </w:pPr>
+      <w:r>
+        <w:rPr>
+          <w:rFonts w:ascii="Calibri" w:eastAsia="Microsoft YaHei"/>
+          <w:color w:val="1A2B33"/>
+          <w:sz w:val="24"/>
+          <w:szCs w:val="24"/>
+        </w:rPr>
+        <w:t xml:space="preserve">论文数据：HotpotQA 上比纯思维链高约 6 个百分点；ALFWorld 上比纯行动方法高 34 个百分点（见本卷 2.1 节）。</w:t>
+      </w:r>
+    </w:p>
+    <w:p>
+      <w:pPr>
+        <w:pStyle w:val="Heading2"/>
+        <w:keepNext/>
+        <w:spacing w:after="140" w:before="280" w:line="360" w:lineRule="atLeast"/>
+      </w:pPr>
+      <w:bookmarkStart w:id="100036" w:name="_Toc100036"/>
+      <w:r>
+        <w:rPr>
+          <w:rFonts w:ascii="Calibri" w:eastAsia="SimHei"/>
+          <w:b/>
+          <w:bCs/>
+          <w:color w:val="1B4A5C"/>
+          <w:sz w:val="28"/>
+          <w:szCs w:val="28"/>
+        </w:rPr>
+        <w:t xml:space="preserve">题4　Plan-and-Solve 针对零样本思维链哪三大缺陷？如何应对？</w:t>
+      </w:r>
+      <w:bookmarkEnd w:id="100036"/>
+    </w:p>
+    <w:p>
+      <w:pPr>
+        <w:spacing w:line="312"/>
+        <w:ind w:firstLine="480"/>
+        <w:jc w:val="both"/>
+      </w:pPr>
+      <w:r>
+        <w:rPr>
+          <w:rFonts w:ascii="Calibri" w:eastAsia="Microsoft YaHei"/>
+          <w:color w:val="1A2B33"/>
+          <w:sz w:val="24"/>
+          <w:szCs w:val="24"/>
+        </w:rPr>
+        <w:t xml:space="preserve">三大缺陷：计算错误、步骤缺失、语义误解。药方是把任务显式拆成两阶段：规划阶段只输出结构化的步骤列表、不执行任何操作；求解阶段按计划逐步执行，已完成步骤的结果作为后续上下文。经典提示词：先理解问题并制定一个计划，然后执行计划、一步步解决问题。</w:t>
+      </w:r>
+    </w:p>
+    <w:p>
+      <w:pPr>
+        <w:pStyle w:val="ListParagraph"/>
+        <w:numPr>
+          <w:ilvl w:val="0"/>
+          <w:numId w:val="1"/>
+        </w:numPr>
+        <w:spacing w:line="312"/>
+      </w:pPr>
+      <w:r>
+        <w:rPr>
+          <w:rFonts w:ascii="Calibri" w:eastAsia="Microsoft YaHei"/>
+          <w:color w:val="1A2B33"/>
+          <w:sz w:val="24"/>
+          <w:szCs w:val="24"/>
+        </w:rPr>
+        <w:t xml:space="preserve">加强版 PS+ 追加两条指令：为每步计算提取相关变量与中间结果，并在给出最终答案前做双重检查；在含 GSM8K 的十个数据集上一致优于零样本思维链，达到八样本思维链相当水平。</w:t>
+      </w:r>
+    </w:p>
+    <w:p>
+      <w:pPr>
+        <w:pStyle w:val="ListParagraph"/>
+        <w:numPr>
+          <w:ilvl w:val="0"/>
+          <w:numId w:val="1"/>
+        </w:numPr>
+        <w:spacing w:line="312"/>
+      </w:pPr>
+      <w:r>
+        <w:rPr>
+          <w:rFonts w:ascii="Calibri" w:eastAsia="Microsoft YaHei"/>
+          <w:color w:val="1A2B33"/>
+          <w:sz w:val="24"/>
+          <w:szCs w:val="24"/>
+        </w:rPr>
+        <w:t xml:space="preserve">动态环境靠重规划：某步执行失败时，把原计划、已完成步骤与失败原因一起喂给模型，重新生成剩余步骤的计划再继续执行。</w:t>
+      </w:r>
+    </w:p>
+    <w:p>
+      <w:pPr>
+        <w:pStyle w:val="ListParagraph"/>
+        <w:numPr>
+          <w:ilvl w:val="0"/>
+          <w:numId w:val="1"/>
+        </w:numPr>
+        <w:spacing w:line="312"/>
+      </w:pPr>
+      <w:r>
+        <w:rPr>
+          <w:rFonts w:ascii="Calibri" w:eastAsia="Microsoft YaHei"/>
+          <w:color w:val="1A2B33"/>
+          <w:sz w:val="24"/>
+          <w:szCs w:val="24"/>
+        </w:rPr>
+        <w:t xml:space="preserve">三个常见陷阱：计划过于笼统、步骤间依赖未标注、长任务忽视环境变化（见本卷 2.3 节）。</w:t>
+      </w:r>
+    </w:p>
+    <w:p>
+      <w:pPr>
+        <w:pStyle w:val="Heading2"/>
+        <w:keepNext/>
+        <w:spacing w:after="140" w:before="280" w:line="360" w:lineRule="atLeast"/>
+      </w:pPr>
+      <w:bookmarkStart w:id="100037" w:name="_Toc100037"/>
+      <w:r>
+        <w:rPr>
+          <w:rFonts w:ascii="Calibri" w:eastAsia="SimHei"/>
+          <w:b/>
+          <w:bCs/>
+          <w:color w:val="1B4A5C"/>
+          <w:sz w:val="28"/>
+          <w:szCs w:val="28"/>
+        </w:rPr>
+        <w:t xml:space="preserve">题5　ReWOO 如何解耦推理与观察？带来哪些工程红利？</w:t>
+      </w:r>
+      <w:bookmarkEnd w:id="100037"/>
+    </w:p>
+    <w:p>
+      <w:pPr>
+        <w:spacing w:line="312"/>
+        <w:ind w:firstLine="480"/>
+        <w:jc w:val="both"/>
+      </w:pPr>
+      <w:r>
+        <w:rPr>
+          <w:rFonts w:ascii="Calibri" w:eastAsia="Microsoft YaHei"/>
+          <w:color w:val="1A2B33"/>
+          <w:sz w:val="24"/>
+          <w:szCs w:val="24"/>
+        </w:rPr>
+        <w:t xml:space="preserve">ReWOO 直指 ReAct 两大成本痛点：观察逐步回灌使上下文越滚越长，六步任务的 Token 消耗随步数近似平方增长；串行依赖让彼此独立的查询只能排队。</w:t>
+      </w:r>
+    </w:p>
+    <w:p>
+      <w:pPr>
+        <w:pStyle w:val="ListParagraph"/>
+        <w:numPr>
+          <w:ilvl w:val="0"/>
+          <w:numId w:val="1"/>
+        </w:numPr>
+        <w:spacing w:line="312"/>
+      </w:pPr>
+      <w:r>
+        <w:rPr>
+          <w:rFonts w:ascii="Calibri" w:eastAsia="Microsoft YaHei"/>
+          <w:color w:val="1A2B33"/>
+          <w:sz w:val="24"/>
+          <w:szCs w:val="24"/>
+        </w:rPr>
+        <w:t xml:space="preserve">三阶段：计划器只调用一次模型，生成带占位符的完整计划；工作单元按依赖关系并行执行工具，观察只写入各自变量、不进入模型上下文；求解器把任务与全部观察一次性交给模型综合出答案。全程模型只调用两次。</w:t>
+      </w:r>
+    </w:p>
+    <w:p>
+      <w:pPr>
+        <w:pStyle w:val="ListParagraph"/>
+        <w:numPr>
+          <w:ilvl w:val="0"/>
+          <w:numId w:val="1"/>
+        </w:numPr>
+        <w:spacing w:line="312"/>
+      </w:pPr>
+      <w:r>
+        <w:rPr>
+          <w:rFonts w:ascii="Calibri" w:eastAsia="Microsoft YaHei"/>
+          <w:color w:val="1A2B33"/>
+          <w:sz w:val="24"/>
+          <w:szCs w:val="24"/>
+        </w:rPr>
+        <w:t xml:space="preserve">两大红利：成本上，多跳问答的 Token 可压缩到原来的几分之一且准确率不降反升；并行上，总延迟从各步之和变成最慢单元。</w:t>
+      </w:r>
+    </w:p>
+    <w:p>
+      <w:pPr>
+        <w:pStyle w:val="ListParagraph"/>
+        <w:numPr>
+          <w:ilvl w:val="0"/>
+          <w:numId w:val="1"/>
+        </w:numPr>
+        <w:spacing w:line="312"/>
+      </w:pPr>
+      <w:r>
+        <w:rPr>
+          <w:rFonts w:ascii="Calibri" w:eastAsia="Microsoft YaHei"/>
+          <w:color w:val="1A2B33"/>
+          <w:sz w:val="24"/>
+          <w:szCs w:val="24"/>
+        </w:rPr>
+        <w:t xml:space="preserve">代价：计划在执行前定型，观察与预期严重不符时须触发重规划或退回 ReAct 动态模式；工程上流行计划式出蓝图、ReAct 做关节的分层组合（见本卷 2.4 节）。</w:t>
+      </w:r>
+    </w:p>
+    <w:p>
+      <w:pPr>
+        <w:pStyle w:val="Heading2"/>
+        <w:keepNext/>
+        <w:spacing w:after="140" w:before="280" w:line="360" w:lineRule="atLeast"/>
+      </w:pPr>
+      <w:bookmarkStart w:id="100038" w:name="_Toc100038"/>
+      <w:r>
+        <w:rPr>
+          <w:rFonts w:ascii="Calibri" w:eastAsia="SimHei"/>
+          <w:b/>
+          <w:bCs/>
+          <w:color w:val="1B4A5C"/>
+          <w:sz w:val="28"/>
+          <w:szCs w:val="28"/>
+        </w:rPr>
+        <w:t xml:space="preserve">题6　落地思维树要回答哪四个设计问题？成本如何控制？</w:t>
+      </w:r>
+      <w:bookmarkEnd w:id="100038"/>
+    </w:p>
+    <w:p>
+      <w:pPr>
+        <w:spacing w:line="312"/>
+        <w:ind w:firstLine="480"/>
+        <w:jc w:val="both"/>
+      </w:pPr>
+      <w:r>
+        <w:rPr>
+          <w:rFonts w:ascii="Calibri" w:eastAsia="Microsoft YaHei"/>
+          <w:color w:val="1A2B33"/>
+          <w:sz w:val="24"/>
+          <w:szCs w:val="24"/>
+        </w:rPr>
+        <w:t xml:space="preserve">四个设计问题：思维分解（想法粒度：填字游戏的一个词、24 点的一次运算、写作的一段大纲）；候选生成（每个节点产几个候选）；状态评估；搜索算法（广度优先、深度优先或束搜索）。评估分规则式与模型式：规则式便宜且确定，模型式灵活但每次评估都是一次调用；生产上先用规则快速过滤，再用模型精评。</w:t>
+      </w:r>
+    </w:p>
+    <w:p>
+      <w:pPr>
+        <w:pStyle w:val="ListParagraph"/>
+        <w:numPr>
+          <w:ilvl w:val="0"/>
+          <w:numId w:val="1"/>
+        </w:numPr>
+        <w:spacing w:line="312"/>
+      </w:pPr>
+      <w:r>
+        <w:rPr>
+          <w:rFonts w:ascii="Calibri" w:eastAsia="Microsoft YaHei"/>
+          <w:color w:val="1A2B33"/>
+          <w:sz w:val="24"/>
+          <w:szCs w:val="24"/>
+        </w:rPr>
+        <w:t xml:space="preserve">效果：24 点游戏上 GPT-4 的解决率从思维链的 4% 升至 74%；五乘五迷你填字的字母级准确率从约 16% 升至约 60%。</w:t>
+      </w:r>
+    </w:p>
+    <w:p>
+      <w:pPr>
+        <w:pStyle w:val="ListParagraph"/>
+        <w:numPr>
+          <w:ilvl w:val="0"/>
+          <w:numId w:val="1"/>
+        </w:numPr>
+        <w:spacing w:line="312"/>
+      </w:pPr>
+      <w:r>
+        <w:rPr>
+          <w:rFonts w:ascii="Calibri" w:eastAsia="Microsoft YaHei"/>
+          <w:color w:val="1A2B33"/>
+          <w:sz w:val="24"/>
+          <w:szCs w:val="24"/>
+        </w:rPr>
+        <w:t xml:space="preserve">成本账：分支因子 b、深度 d，完整展开约需 b 的 d 次方次生成调用，b 取 3、d 取 5 即 243 次，评估调用还要另算。</w:t>
+      </w:r>
+    </w:p>
+    <w:p>
+      <w:pPr>
+        <w:pStyle w:val="ListParagraph"/>
+        <w:numPr>
+          <w:ilvl w:val="0"/>
+          <w:numId w:val="1"/>
+        </w:numPr>
+        <w:spacing w:line="312"/>
+      </w:pPr>
+      <w:r>
+        <w:rPr>
+          <w:rFonts w:ascii="Calibri" w:eastAsia="Microsoft YaHei"/>
+          <w:color w:val="1A2B33"/>
+          <w:sz w:val="24"/>
+          <w:szCs w:val="24"/>
+        </w:rPr>
+        <w:t xml:space="preserve">降本四招：阈值剪枝（经验值 0.3 到 0.5）、束搜索限宽限深、找到满意解提前终止、评估缓存。商业本质是推理保险：法律推理、医学诊断等一步走错代价高昂的任务值得付费，日常问答与客服不值（见本卷 3.1、3.2 节）。</w:t>
+      </w:r>
+    </w:p>
+    <w:p>
+      <w:pPr>
+        <w:pStyle w:val="Heading2"/>
+        <w:keepNext/>
+        <w:spacing w:after="140" w:before="280" w:line="360" w:lineRule="atLeast"/>
+      </w:pPr>
+      <w:bookmarkStart w:id="100039" w:name="_Toc100039"/>
+      <w:r>
+        <w:rPr>
+          <w:rFonts w:ascii="Calibri" w:eastAsia="SimHei"/>
+          <w:b/>
+          <w:bCs/>
+          <w:color w:val="1B4A5C"/>
+          <w:sz w:val="28"/>
+          <w:szCs w:val="28"/>
+        </w:rPr>
+        <w:t xml:space="preserve">题7　Reflexion 的三角色闭环是什么？有哪些效果与陷阱？</w:t>
+      </w:r>
+      <w:bookmarkEnd w:id="100039"/>
+    </w:p>
+    <w:p>
+      <w:pPr>
+        <w:spacing w:line="312"/>
+        <w:ind w:firstLine="480"/>
+        <w:jc w:val="both"/>
+      </w:pPr>
+      <w:r>
+        <w:rPr>
+          <w:rFonts w:ascii="Calibri" w:eastAsia="Microsoft YaHei"/>
+          <w:color w:val="1A2B33"/>
+          <w:sz w:val="24"/>
+          <w:szCs w:val="24"/>
+        </w:rPr>
+        <w:t xml:space="preserve">Reflexion 一个模型权重都不动，改用自然语言做梯度：失败后由模型把失败经历写成语言化教训存入情景记忆，下次尝试时注入提示词，论文副标题即语言强化学习。</w:t>
+      </w:r>
+    </w:p>
+    <w:p>
+      <w:pPr>
+        <w:pStyle w:val="ListParagraph"/>
+        <w:numPr>
+          <w:ilvl w:val="0"/>
+          <w:numId w:val="1"/>
+        </w:numPr>
+        <w:spacing w:line="312"/>
+      </w:pPr>
+      <w:r>
+        <w:rPr>
+          <w:rFonts w:ascii="Calibri" w:eastAsia="Microsoft YaHei"/>
+          <w:color w:val="1A2B33"/>
+          <w:sz w:val="24"/>
+          <w:szCs w:val="24"/>
+        </w:rPr>
+        <w:t xml:space="preserve">三角色：执行者负责干活，可以是 ReAct 智能体；评估者负责裁判，最好是编译器、单元测试、规则引擎这类确定性外部环境；反思者负责复盘轨迹、聚焦根因、给出可执行的改法。</w:t>
+      </w:r>
+    </w:p>
+    <w:p>
+      <w:pPr>
+        <w:pStyle w:val="ListParagraph"/>
+        <w:numPr>
+          <w:ilvl w:val="0"/>
+          <w:numId w:val="1"/>
+        </w:numPr>
+        <w:spacing w:line="312"/>
+      </w:pPr>
+      <w:r>
+        <w:rPr>
+          <w:rFonts w:ascii="Calibri" w:eastAsia="Microsoft YaHei"/>
+          <w:color w:val="1A2B33"/>
+          <w:sz w:val="24"/>
+          <w:szCs w:val="24"/>
+        </w:rPr>
+        <w:t xml:space="preserve">效果：HumanEval 通过率 91%，超过当时 GPT-4 裸考的 80%；ALFWorld 成功率约 97%；收益集中在三到五次尝试之内。</w:t>
+      </w:r>
+    </w:p>
+    <w:p>
+      <w:pPr>
+        <w:pStyle w:val="ListParagraph"/>
+        <w:numPr>
+          <w:ilvl w:val="0"/>
+          <w:numId w:val="1"/>
+        </w:numPr>
+        <w:spacing w:line="312"/>
+      </w:pPr>
+      <w:r>
+        <w:rPr>
+          <w:rFonts w:ascii="Calibri" w:eastAsia="Microsoft YaHei"/>
+          <w:color w:val="1A2B33"/>
+          <w:sz w:val="24"/>
+          <w:szCs w:val="24"/>
+        </w:rPr>
+        <w:t xml:space="preserve">两个陷阱：反思中毒，评估器有缺陷或偏见时，错误教训会把执行者越带越偏；记忆噪音，需压缩融合与向量检索召回最相关的三到五条教训。评估信号的确定性是成败分水岭（见本卷 4.1、4.2 节）。</w:t>
+      </w:r>
+    </w:p>
+    <w:p>
+      <w:pPr>
+        <w:pStyle w:val="Heading2"/>
+        <w:keepNext/>
+        <w:spacing w:after="140" w:before="280" w:line="360" w:lineRule="atLeast"/>
+      </w:pPr>
+      <w:bookmarkStart w:id="100040" w:name="_Toc100040"/>
+      <w:r>
+        <w:rPr>
+          <w:rFonts w:ascii="Calibri" w:eastAsia="SimHei"/>
+          <w:b/>
+          <w:bCs/>
+          <w:color w:val="1B4A5C"/>
+          <w:sz w:val="28"/>
+          <w:szCs w:val="28"/>
+        </w:rPr>
+        <w:t xml:space="preserve">题8　LATS 的四阶段循环是什么？UCB 如何平衡利用与探索？</w:t>
+      </w:r>
+      <w:bookmarkEnd w:id="100040"/>
+    </w:p>
+    <w:p>
+      <w:pPr>
+        <w:spacing w:line="312"/>
+        <w:ind w:firstLine="480"/>
+        <w:jc w:val="both"/>
+      </w:pPr>
+      <w:r>
+        <w:rPr>
+          <w:rFonts w:ascii="Calibri" w:eastAsia="Microsoft YaHei"/>
+          <w:color w:val="1A2B33"/>
+          <w:sz w:val="24"/>
+          <w:szCs w:val="24"/>
+        </w:rPr>
+        <w:t xml:space="preserve">LATS 把蒙特卡洛树搜索与 LLM 融合：树的节点是一次 ReAct 风格的步骤，保存从根到当前的完整对话历史；LLM 兼任两个角色，像策略网络一样生成候选动作，像价值网络一样评估局面。</w:t>
+      </w:r>
+    </w:p>
+    <w:p>
+      <w:pPr>
+        <w:pStyle w:val="ListParagraph"/>
+        <w:numPr>
+          <w:ilvl w:val="0"/>
+          <w:numId w:val="1"/>
+        </w:numPr>
+        <w:spacing w:line="312"/>
+      </w:pPr>
+      <w:r>
+        <w:rPr>
+          <w:rFonts w:ascii="Calibri" w:eastAsia="Microsoft YaHei"/>
+          <w:color w:val="1A2B33"/>
+          <w:sz w:val="24"/>
+          <w:szCs w:val="24"/>
+        </w:rPr>
+        <w:t xml:space="preserve">四阶段：选择，按 UCB 公式从根走到叶子；扩展，让 LLM 生成若干候选的下一步动作；评估，LLM 自我反思打分并以环境反馈佐证（如代码是否通过测试）；回传，分数沿祖先链更新每个节点的累计价值与访问次数。</w:t>
+      </w:r>
+    </w:p>
+    <w:p>
+      <w:pPr>
+        <w:pStyle w:val="ListParagraph"/>
+        <w:numPr>
+          <w:ilvl w:val="0"/>
+          <w:numId w:val="1"/>
+        </w:numPr>
+        <w:spacing w:line="312"/>
+      </w:pPr>
+      <w:r>
+        <w:rPr>
+          <w:rFonts w:ascii="Calibri" w:eastAsia="Microsoft YaHei"/>
+          <w:color w:val="1A2B33"/>
+          <w:sz w:val="24"/>
+          <w:szCs w:val="24"/>
+        </w:rPr>
+        <w:t xml:space="preserve">UCB ＝ 利用项 ＋ c × 探索项：利用项是节点平均价值，探索项随节点被访问次数减少而增大，未访问节点为无穷大，保证每个分支至少被探索一次；c 越大越敢闯，奖励稀疏或噪声大的任务应调大，实践中常取 1.4。</w:t>
+      </w:r>
+    </w:p>
+    <w:p>
+      <w:pPr>
+        <w:pStyle w:val="ListParagraph"/>
+        <w:numPr>
+          <w:ilvl w:val="0"/>
+          <w:numId w:val="1"/>
+        </w:numPr>
+        <w:spacing w:line="312"/>
+      </w:pPr>
+      <w:r>
+        <w:rPr>
+          <w:rFonts w:ascii="Calibri" w:eastAsia="Microsoft YaHei"/>
+          <w:color w:val="1A2B33"/>
+          <w:sz w:val="24"/>
+          <w:szCs w:val="24"/>
+        </w:rPr>
+        <w:t xml:space="preserve">成绩与账单：HumanEval 结合 GPT-4 达 92.7%，WebShop 结合 GPT-3.5 得 75.9 分，优于 ReAct、Reflexion 与思维树；总调用量约为 ReAct 的五到二十倍（见本卷 3.4 节）。</w:t>
+      </w:r>
+    </w:p>
+    <w:p>
+      <w:pPr>
+        <w:pStyle w:val="Heading2"/>
+        <w:keepNext/>
+        <w:spacing w:after="140" w:before="280" w:line="360" w:lineRule="atLeast"/>
+      </w:pPr>
+      <w:bookmarkStart w:id="100041" w:name="_Toc100041"/>
+      <w:r>
+        <w:rPr>
+          <w:rFonts w:ascii="Calibri" w:eastAsia="SimHei"/>
+          <w:b/>
+          <w:bCs/>
+          <w:color w:val="1B4A5C"/>
+          <w:sz w:val="28"/>
+          <w:szCs w:val="28"/>
+        </w:rPr>
+        <w:t xml:space="preserve">题9　如何为多步任务选择规划范式并组合使用？</w:t>
+      </w:r>
+      <w:bookmarkEnd w:id="100041"/>
+    </w:p>
+    <w:p>
+      <w:pPr>
+        <w:spacing w:line="312"/>
+        <w:ind w:firstLine="480"/>
+        <w:jc w:val="both"/>
+      </w:pPr>
+      <w:r>
+        <w:rPr>
+          <w:rFonts w:ascii="Calibri" w:eastAsia="Microsoft YaHei"/>
+          <w:color w:val="1A2B33"/>
+          <w:sz w:val="24"/>
+          <w:szCs w:val="24"/>
+        </w:rPr>
+        <w:t xml:space="preserve">选型判断三问：任务能不能提前写出步骤清单？步骤之间有多少真实依赖？环境在执行期间会不会变？对应口诀：环境多变选 ReAct，流程稳定选 Plan-and-Solve，成本敏感且步骤可提前声明选 ReWOO。</w:t>
+      </w:r>
+    </w:p>
+    <w:p>
+      <w:pPr>
+        <w:pStyle w:val="ListParagraph"/>
+        <w:numPr>
+          <w:ilvl w:val="0"/>
+          <w:numId w:val="1"/>
+        </w:numPr>
+        <w:spacing w:line="312"/>
+      </w:pPr>
+      <w:r>
+        <w:rPr>
+          <w:rFonts w:ascii="Calibri" w:eastAsia="Microsoft YaHei"/>
+          <w:color w:val="1A2B33"/>
+          <w:sz w:val="24"/>
+          <w:szCs w:val="24"/>
+        </w:rPr>
+        <w:t xml:space="preserve">其余匹配：解法开放的谜题类任务交思维树；有单元测试等确定性裁判的任务 Reflexion 收益最大；确实需要系统性探索且预算充足时再上 LATS。</w:t>
+      </w:r>
+    </w:p>
+    <w:p>
+      <w:pPr>
+        <w:pStyle w:val="ListParagraph"/>
+        <w:numPr>
+          <w:ilvl w:val="0"/>
+          <w:numId w:val="1"/>
+        </w:numPr>
+        <w:spacing w:line="312"/>
+      </w:pPr>
+      <w:r>
+        <w:rPr>
+          <w:rFonts w:ascii="Calibri" w:eastAsia="Microsoft YaHei"/>
+          <w:color w:val="1A2B33"/>
+          <w:sz w:val="24"/>
+          <w:szCs w:val="24"/>
+        </w:rPr>
+        <w:t xml:space="preserve">组合策略：三者不是单选题，成熟系统常用计划式做骨架、ReAct 做关节、预算上限做保险丝；分层执行时计划式出蓝图管预算，蓝图中的动态交互步骤交给 ReAct 执行器临场处置，失败案例由反思机制沉淀进长期记忆。</w:t>
+      </w:r>
+    </w:p>
+    <w:p>
+      <w:pPr>
+        <w:pStyle w:val="ListParagraph"/>
+        <w:numPr>
+          <w:ilvl w:val="0"/>
+          <w:numId w:val="1"/>
+        </w:numPr>
+        <w:spacing w:line="312"/>
+      </w:pPr>
+      <w:r>
+        <w:rPr>
+          <w:rFonts w:ascii="Calibri" w:eastAsia="Microsoft YaHei"/>
+          <w:color w:val="1A2B33"/>
+          <w:sz w:val="24"/>
+          <w:szCs w:val="24"/>
+        </w:rPr>
+        <w:t xml:space="preserve">模型层的升级与规划层的升级是两条独立的改进轴，应分别评估、分别调优，而不是指望一个解决所有问题（见本卷 1.3、1.4、5.4 节）。</w:t>
+      </w:r>
+    </w:p>
+    <w:p>
+      <w:pPr>
+        <w:pStyle w:val="Heading2"/>
+        <w:keepNext/>
+        <w:spacing w:after="140" w:before="280" w:line="360" w:lineRule="atLeast"/>
+      </w:pPr>
+      <w:bookmarkStart w:id="100042" w:name="_Toc100042"/>
+      <w:r>
+        <w:rPr>
+          <w:rFonts w:ascii="Calibri" w:eastAsia="SimHei"/>
+          <w:b/>
+          <w:bCs/>
+          <w:color w:val="1B4A5C"/>
+          <w:sz w:val="28"/>
+          <w:szCs w:val="28"/>
+        </w:rPr>
+        <w:t xml:space="preserve">题10　生产级 Agent 的循环控制体系如何设计？</w:t>
+      </w:r>
+      <w:bookmarkEnd w:id="100042"/>
+    </w:p>
+    <w:p>
+      <w:pPr>
+        <w:spacing w:line="312"/>
+        <w:ind w:firstLine="480"/>
+        <w:jc w:val="both"/>
+      </w:pPr>
+      <w:r>
+        <w:rPr>
+          <w:rFonts w:ascii="Calibri" w:eastAsia="Microsoft YaHei"/>
+          <w:color w:val="1A2B33"/>
+          <w:sz w:val="24"/>
+          <w:szCs w:val="24"/>
+        </w:rPr>
+        <w:t xml:space="preserve">第一铁律是任何循环必须有上限，分三层：步数上限、预算上限（Token 或费用）、时间上限，任一触发立即终止而非告警后继续；上限内的失败是可预算的失败，没有上限的失败是事故。</w:t>
+      </w:r>
+    </w:p>
+    <w:p>
+      <w:pPr>
+        <w:pStyle w:val="ListParagraph"/>
+        <w:numPr>
+          <w:ilvl w:val="0"/>
+          <w:numId w:val="1"/>
+        </w:numPr>
+        <w:spacing w:line="312"/>
+      </w:pPr>
+      <w:r>
+        <w:rPr>
+          <w:rFonts w:ascii="Calibri" w:eastAsia="Microsoft YaHei"/>
+          <w:color w:val="1A2B33"/>
+          <w:sz w:val="24"/>
+          <w:szCs w:val="24"/>
+        </w:rPr>
+        <w:t xml:space="preserve">参数设定：用评估集跑出成功任务的步数分布，取 95 百分位再留两成余量；经验区间为客服三到五步、调研十五到二十五步、搜索类十到五十次迭代；预算可按规划约 10%、执行约 70%、反思约 20% 分级，阶段即将超支即触发降级。</w:t>
+      </w:r>
+    </w:p>
+    <w:p>
+      <w:pPr>
+        <w:pStyle w:val="ListParagraph"/>
+        <w:numPr>
+          <w:ilvl w:val="0"/>
+          <w:numId w:val="1"/>
+        </w:numPr>
+        <w:spacing w:line="312"/>
+      </w:pPr>
+      <w:r>
+        <w:rPr>
+          <w:rFonts w:ascii="Calibri" w:eastAsia="Microsoft YaHei"/>
+          <w:color w:val="1A2B33"/>
+          <w:sz w:val="24"/>
+          <w:szCs w:val="24"/>
+        </w:rPr>
+        <w:t xml:space="preserve">卡死检测三手段：动作签名、观察相似度、进度停滞；跳出四级递进：注入提醒、强制变道、随机重启、终止上报；步数达上限六成时提前注入尽快收敛的提醒。</w:t>
+      </w:r>
+    </w:p>
+    <w:p>
+      <w:pPr>
+        <w:pStyle w:val="ListParagraph"/>
+        <w:numPr>
+          <w:ilvl w:val="0"/>
+          <w:numId w:val="1"/>
+        </w:numPr>
+        <w:spacing w:line="312"/>
+      </w:pPr>
+      <w:r>
+        <w:rPr>
+          <w:rFonts w:ascii="Calibri" w:eastAsia="Microsoft YaHei"/>
+          <w:color w:val="1A2B33"/>
+          <w:sz w:val="24"/>
+          <w:szCs w:val="24"/>
+        </w:rPr>
+        <w:t xml:space="preserve">错误恢复三级：瞬时错误指数退避重试，非幂等操作转人工；持续不可用则降级并如实声明；高风险或连续失败上报人工并携带完整现场。长任务用检查点恢复，恢复后先重验证外部状态再继续（见本卷 5.1 至 5.4 节）。</w:t>
+      </w:r>
+    </w:p>
+    <w:p>
+      <w:pPr>
+        <w:pStyle w:val="Heading1"/>
+        <w:keepNext/>
+        <w:spacing w:after="200" w:before="360" w:line="400" w:lineRule="atLeast"/>
+      </w:pPr>
+      <w:bookmarkStart w:id="100043" w:name="_Toc100043"/>
+      <w:r>
+        <w:rPr>
+          <w:rFonts w:ascii="Calibri" w:eastAsia="SimHei"/>
+          <w:b/>
+          <w:bCs/>
+          <w:color w:val="16324A"/>
+          <w:sz w:val="32"/>
+          <w:szCs w:val="32"/>
+        </w:rPr>
         <w:t xml:space="preserve">下一卷预告</w:t>
       </w:r>
-      <w:bookmarkEnd w:id="100029"/>
+      <w:bookmarkEnd w:id="100043"/>
     </w:p>
     <w:p>
       <w:pPr>
